--- a/output/SynGS_revised_highlighted.docx
+++ b/output/SynGS_revised_highlighted.docx
@@ -161,7 +161,7 @@
           <w:sz w:val="20"/>
           <w:shd w:val="clear" w:color="auto" w:fill="FFFF00"/>
         </w:rPr>
-        <w:t>On Mip-NeRF 360, SynGS demonstrates consistent improvements in PSNR and SSIM across the evaluated sparse-view settings, with gains of 3.56 dB in PSNR and 0.025 in SSIM over a leading baseline using only four input views. On LLFF, the improvements are more pronounced in the four- and six-view settings, while the nine-view results remain comparable to those of leading existing methods.</w:t>
+        <w:t>On Mip-NeRF 360, SynGS achieves higher PSNR and SSIM than the compared methods across the evaluated sparse-view settings, reaching 25.91 dB in PSNR and 0.948 in SSIM using only four input views. On LLFF, the improvements are more apparent in the four- and six-view settings, while the nine-view results remain comparable to those of other evaluated methods.</w:t>
       </w:r>
     </w:p>
     <w:p>
@@ -596,7 +596,7 @@
           <w:rFonts w:ascii="Times New Roman" w:hAnsi="Times New Roman" w:eastAsia="Times New Roman"/>
           <w:sz w:val="20"/>
         </w:rPr>
-        <w:t xml:space="preserve">Neural Radiance Fields (NeRF) represent scenes as implicit radiance fields and achieve high-quality novel view synthesis through differentiable rendering [14]. Under sparse views, however, insufficient observations cause severe geometric ambiguity. Depth-guided approaches further improve structural consistency [15,16], while other methods constrain unobserved regions [2], jointly refine noisy poses [17], or leverage diffusion priors [18]. Grid-based anti-aliased variants such as Zip-NeRF further improve efficiency and rendering fidelity [19], and baked neural surfaces enable real-time mesh-based view synthesis [20]. 3D Gaussian Splatting (3DGS) introduces an explicit scene representation based on optimizable Gaussian primitives and enables efficient training and real-time rendering through differentiable rasterization [3]. Beyond the original formulation, structured and anti-aliased Gaussian representations improve robustness and multi-scale rendering [4,5], while surface-aligned variants target more accurate geometry recovery [21,22]. </w:t>
+        <w:t xml:space="preserve">Neural Radiance Fields (NeRF) represent scenes as implicit radiance fields and achieve high-quality novel view synthesis through differentiable rendering [14]. Under sparse views, however, insufficient observations cause severe geometric ambiguity. Depth-guided approaches further improve structural consistency [15,16], while other methods constrain unobserved regions [2], jointly refine noisy poses [17], or leverage diffusion priors [18]. 3D Gaussian Splatting (3DGS) introduces an explicit scene representation based on optimizable Gaussian primitives and enables efficient training and real-time rendering through differentiable rasterization [3]. Beyond the original formulation, structured and anti-aliased Gaussian representations improve robustness and multi-scale rendering [4,5], while surface-aligned variants target more accurate geometry recovery [19,20]. </w:t>
       </w:r>
       <w:r>
         <w:rPr>
@@ -626,7 +626,7 @@
           <w:rFonts w:ascii="Times New Roman" w:hAnsi="Times New Roman" w:eastAsia="Times New Roman"/>
           <w:sz w:val="20"/>
         </w:rPr>
-        <w:t xml:space="preserve"> [12,23]. </w:t>
+        <w:t xml:space="preserve"> [12,21]. </w:t>
       </w:r>
       <w:r>
         <w:rPr>
@@ -641,7 +641,7 @@
           <w:rFonts w:ascii="Times New Roman" w:hAnsi="Times New Roman" w:eastAsia="Times New Roman"/>
           <w:sz w:val="20"/>
         </w:rPr>
-        <w:t xml:space="preserve"> [24], </w:t>
+        <w:t xml:space="preserve"> [22], </w:t>
       </w:r>
       <w:r>
         <w:rPr>
@@ -656,7 +656,7 @@
           <w:rFonts w:ascii="Times New Roman" w:hAnsi="Times New Roman" w:eastAsia="Times New Roman"/>
           <w:sz w:val="20"/>
         </w:rPr>
-        <w:t xml:space="preserve"> [25], </w:t>
+        <w:t xml:space="preserve"> [23], </w:t>
       </w:r>
       <w:r>
         <w:rPr>
@@ -671,7 +671,7 @@
           <w:rFonts w:ascii="Times New Roman" w:hAnsi="Times New Roman" w:eastAsia="Times New Roman"/>
           <w:sz w:val="20"/>
         </w:rPr>
-        <w:t xml:space="preserve"> [26]. Others explore alternating densification under sparse inputs [27], score distillation [28], co-regularization [13], and Gaussian dropout [9,29]. Pose-free and feed-forward sparse Gaussian reconstruction has also been studied [30,31,32,33].</w:t>
+        <w:t xml:space="preserve"> [24]. Others explore alternating densification under sparse inputs [25], score distillation [26], co-regularization [13], and Gaussian dropout [9,27]. Pose-free and feed-forward sparse Gaussian reconstruction has also been studied [28,29,30,31].</w:t>
       </w:r>
     </w:p>
     <w:p>
@@ -684,7 +684,7 @@
           <w:rFonts w:ascii="Times New Roman" w:hAnsi="Times New Roman" w:eastAsia="Times New Roman"/>
           <w:sz w:val="20"/>
         </w:rPr>
-        <w:t xml:space="preserve">Classical multi-view stereo remains a strong geometric backbone [34]. Monocular depth estimators provide useful cues for underconstrained views [35], and recent monocular geometry models further recover metric structure from a single image [36]. </w:t>
+        <w:t xml:space="preserve">Classical multi-view stereo remains a strong geometric backbone [32]. Monocular depth estimators provide useful cues for underconstrained views [33], and recent monocular geometry models further recover metric structure from a single image [34]. </w:t>
       </w:r>
       <w:r>
         <w:rPr>
@@ -700,7 +700,7 @@
           <w:sz w:val="20"/>
           <w:vertAlign w:val="superscript"/>
         </w:rPr>
-        <w:t xml:space="preserve"> [37] </w:t>
+        <w:t xml:space="preserve"> [35] </w:t>
       </w:r>
       <w:r>
         <w:rPr>
@@ -798,7 +798,7 @@
           <w:sz w:val="20"/>
           <w:vertAlign w:val="superscript"/>
         </w:rPr>
-        <w:t xml:space="preserve">[4,38]</w:t>
+        <w:t xml:space="preserve">[4,36]</w:t>
       </w:r>
       <w:r>
         <w:rPr>
@@ -1049,7 +1049,7 @@
           <w:sz w:val="20"/>
           <w:vertAlign w:val="superscript"/>
         </w:rPr>
-        <w:t xml:space="preserve">[39]</w:t>
+        <w:t xml:space="preserve">[37]</w:t>
       </w:r>
       <w:r>
         <w:rPr>
@@ -1139,7 +1139,7 @@
           <w:sz w:val="20"/>
           <w:vertAlign w:val="superscript"/>
         </w:rPr>
-        <w:t xml:space="preserve">[37]</w:t>
+        <w:t xml:space="preserve">[35]</w:t>
       </w:r>
       <w:r>
         <w:rPr>
@@ -1161,7 +1161,7 @@
           <w:sz w:val="20"/>
           <w:vertAlign w:val="superscript"/>
         </w:rPr>
-        <w:t xml:space="preserve">[35]</w:t>
+        <w:t xml:space="preserve">[33]</w:t>
       </w:r>
       <w:r>
         <w:rPr>
@@ -1594,7 +1594,7 @@
           <w:sz w:val="20"/>
           <w:vertAlign w:val="superscript"/>
         </w:rPr>
-        <w:t xml:space="preserve">[24,25]</w:t>
+        <w:t xml:space="preserve">[22,23]</w:t>
       </w:r>
       <w:r>
         <w:rPr>
@@ -1616,7 +1616,7 @@
           <w:sz w:val="20"/>
           <w:vertAlign w:val="superscript"/>
         </w:rPr>
-        <w:t xml:space="preserve">[27]</w:t>
+        <w:t xml:space="preserve">[25]</w:t>
       </w:r>
       <w:r>
         <w:rPr>
@@ -1638,7 +1638,7 @@
           <w:sz w:val="20"/>
           <w:vertAlign w:val="superscript"/>
         </w:rPr>
-        <w:t xml:space="preserve">[26]</w:t>
+        <w:t xml:space="preserve">[24]</w:t>
       </w:r>
       <w:r>
         <w:rPr>
@@ -1660,7 +1660,7 @@
           <w:sz w:val="20"/>
           <w:vertAlign w:val="superscript"/>
         </w:rPr>
-        <w:t xml:space="preserve">[40]</w:t>
+        <w:t xml:space="preserve">[38]</w:t>
       </w:r>
       <w:r>
         <w:rPr>
@@ -1869,72 +1869,6 @@
           <w:vertAlign w:val="superscript"/>
         </w:rPr>
         <w:t xml:space="preserve">[10]</w:t>
-      </w:r>
-      <w:r>
-        <w:rPr>
-          <w:rFonts w:ascii="Times New Roman" w:hAnsi="Times New Roman" w:eastAsia="Times New Roman"/>
-          <w:sz w:val="20"/>
-        </w:rPr>
-        <w:t xml:space="preserve">, and distractor-aware training further highlights sensitivity to unreliable observations</w:t>
-      </w:r>
-      <w:r>
-        <w:rPr>
-          <w:rFonts w:ascii="Times New Roman" w:hAnsi="Times New Roman" w:eastAsia="Times New Roman"/>
-          <w:sz w:val="20"/>
-        </w:rPr>
-        <w:t xml:space="preserve"> </w:t>
-      </w:r>
-      <w:r>
-        <w:rPr>
-          <w:rFonts w:ascii="Times New Roman" w:hAnsi="Times New Roman" w:eastAsia="Times New Roman"/>
-          <w:sz w:val="20"/>
-          <w:vertAlign w:val="superscript"/>
-        </w:rPr>
-        <w:t xml:space="preserve">[41]</w:t>
-      </w:r>
-      <w:r>
-        <w:rPr>
-          <w:rFonts w:ascii="Times New Roman" w:hAnsi="Times New Roman" w:eastAsia="Times New Roman"/>
-          <w:sz w:val="20"/>
-        </w:rPr>
-        <w:t xml:space="preserve">. Beyond fixed densification heuristics, densification can also be cast as stochastic sampling</w:t>
-      </w:r>
-      <w:r>
-        <w:rPr>
-          <w:rFonts w:ascii="Times New Roman" w:hAnsi="Times New Roman" w:eastAsia="Times New Roman"/>
-          <w:sz w:val="20"/>
-        </w:rPr>
-        <w:t xml:space="preserve"> </w:t>
-      </w:r>
-      <w:r>
-        <w:rPr>
-          <w:rFonts w:ascii="Times New Roman" w:hAnsi="Times New Roman" w:eastAsia="Times New Roman"/>
-          <w:sz w:val="20"/>
-          <w:vertAlign w:val="superscript"/>
-        </w:rPr>
-        <w:t xml:space="preserve">[42]</w:t>
-      </w:r>
-      <w:r>
-        <w:rPr>
-          <w:rFonts w:ascii="Times New Roman" w:hAnsi="Times New Roman" w:eastAsia="Times New Roman"/>
-          <w:sz w:val="20"/>
-        </w:rPr>
-        <w:t xml:space="preserve">, while constraining the Gaussian budget motivates careful control of which primitives participate in rendering</w:t>
-      </w:r>
-      <w:r>
-        <w:rPr>
-          <w:rFonts w:ascii="Times New Roman" w:hAnsi="Times New Roman" w:eastAsia="Times New Roman"/>
-          <w:sz w:val="20"/>
-        </w:rPr>
-        <w:t xml:space="preserve"> </w:t>
-      </w:r>
-      <w:r>
-        <w:rPr>
-          <w:rFonts w:ascii="Times New Roman" w:hAnsi="Times New Roman" w:eastAsia="Times New Roman"/>
-          <w:sz w:val="20"/>
-          <w:vertAlign w:val="superscript"/>
-        </w:rPr>
-        <w:t xml:space="preserve">[43]</w:t>
       </w:r>
       <w:r>
         <w:rPr>
@@ -3136,7 +3070,7 @@
           <w:sz w:val="20"/>
           <w:vertAlign w:val="superscript"/>
         </w:rPr>
-        <w:t xml:space="preserve">[44]</w:t>
+        <w:t xml:space="preserve">[39]</w:t>
       </w:r>
       <w:r>
         <w:rPr>
@@ -3158,7 +3092,7 @@
           <w:sz w:val="20"/>
           <w:vertAlign w:val="superscript"/>
         </w:rPr>
-        <w:t xml:space="preserve">[29]</w:t>
+        <w:t xml:space="preserve">[27]</w:t>
       </w:r>
       <w:r>
         <w:rPr>
@@ -3223,7 +3157,7 @@
           <w:sz w:val="20"/>
           <w:vertAlign w:val="superscript"/>
         </w:rPr>
-        <w:t xml:space="preserve">[45]</w:t>
+        <w:t xml:space="preserve">[40]</w:t>
       </w:r>
       <w:r>
         <w:rPr>
@@ -3252,175 +3186,14 @@
           <w:sz w:val="20"/>
           <w:vertAlign w:val="superscript"/>
         </w:rPr>
-        <w:t xml:space="preserve">[46]</w:t>
-      </w:r>
-      <w:r>
-        <w:rPr>
-          <w:rFonts w:ascii="Times New Roman" w:hAnsi="Times New Roman" w:eastAsia="Times New Roman"/>
-          <w:sz w:val="20"/>
-        </w:rPr>
-        <w:t xml:space="preserve">. All images are downsampled by a factor of 8. Mip-NeRF 360 scenes are tested with 4, 6, and 9 uniformly sampled input views. Metrics are PSNR, SSIM, and LPIPS. We compare against the baselines in Table 1 and Table 2. Table 1 includes RegNeRF</w:t>
-      </w:r>
-      <w:r>
-        <w:rPr>
-          <w:rFonts w:ascii="Times New Roman" w:hAnsi="Times New Roman" w:eastAsia="Times New Roman"/>
-          <w:sz w:val="20"/>
-        </w:rPr>
-        <w:t xml:space="preserve"> </w:t>
-      </w:r>
-      <w:r>
-        <w:rPr>
-          <w:rFonts w:ascii="Times New Roman" w:hAnsi="Times New Roman" w:eastAsia="Times New Roman"/>
-          <w:sz w:val="20"/>
-          <w:vertAlign w:val="superscript"/>
-        </w:rPr>
-        <w:t xml:space="preserve">[2]</w:t>
-      </w:r>
-      <w:r>
-        <w:rPr>
-          <w:rFonts w:ascii="Times New Roman" w:hAnsi="Times New Roman" w:eastAsia="Times New Roman"/>
-          <w:sz w:val="20"/>
-        </w:rPr>
-        <w:t xml:space="preserve">, SparseNeRF</w:t>
-      </w:r>
-      <w:r>
-        <w:rPr>
-          <w:rFonts w:ascii="Times New Roman" w:hAnsi="Times New Roman" w:eastAsia="Times New Roman"/>
-          <w:sz w:val="20"/>
-        </w:rPr>
-        <w:t xml:space="preserve"> </w:t>
-      </w:r>
-      <w:r>
-        <w:rPr>
-          <w:rFonts w:ascii="Times New Roman" w:hAnsi="Times New Roman" w:eastAsia="Times New Roman"/>
-          <w:sz w:val="20"/>
-          <w:vertAlign w:val="superscript"/>
-        </w:rPr>
-        <w:t xml:space="preserve">[15]</w:t>
-      </w:r>
-      <w:r>
-        <w:rPr>
-          <w:rFonts w:ascii="Times New Roman" w:hAnsi="Times New Roman" w:eastAsia="Times New Roman"/>
-          <w:sz w:val="20"/>
-        </w:rPr>
-        <w:t xml:space="preserve">, 3DGS</w:t>
-      </w:r>
-      <w:r>
-        <w:rPr>
-          <w:rFonts w:ascii="Times New Roman" w:hAnsi="Times New Roman" w:eastAsia="Times New Roman"/>
-          <w:sz w:val="20"/>
-        </w:rPr>
-        <w:t xml:space="preserve"> </w:t>
-      </w:r>
-      <w:r>
-        <w:rPr>
-          <w:rFonts w:ascii="Times New Roman" w:hAnsi="Times New Roman" w:eastAsia="Times New Roman"/>
-          <w:sz w:val="20"/>
-          <w:vertAlign w:val="superscript"/>
-        </w:rPr>
-        <w:t xml:space="preserve">[3]</w:t>
-      </w:r>
-      <w:r>
-        <w:rPr>
-          <w:rFonts w:ascii="Times New Roman" w:hAnsi="Times New Roman" w:eastAsia="Times New Roman"/>
-          <w:sz w:val="20"/>
-        </w:rPr>
-        <w:t xml:space="preserve">, CoR-GS</w:t>
-      </w:r>
-      <w:r>
-        <w:rPr>
-          <w:rFonts w:ascii="Times New Roman" w:hAnsi="Times New Roman" w:eastAsia="Times New Roman"/>
-          <w:sz w:val="20"/>
-        </w:rPr>
-        <w:t xml:space="preserve"> </w:t>
-      </w:r>
-      <w:r>
-        <w:rPr>
-          <w:rFonts w:ascii="Times New Roman" w:hAnsi="Times New Roman" w:eastAsia="Times New Roman"/>
-          <w:sz w:val="20"/>
-          <w:vertAlign w:val="superscript"/>
-        </w:rPr>
-        <w:t xml:space="preserve">[13]</w:t>
-      </w:r>
-      <w:r>
-        <w:rPr>
-          <w:rFonts w:ascii="Times New Roman" w:hAnsi="Times New Roman" w:eastAsia="Times New Roman"/>
-          <w:sz w:val="20"/>
-        </w:rPr>
-        <w:t xml:space="preserve">, DropGaussian</w:t>
-      </w:r>
-      <w:r>
-        <w:rPr>
-          <w:rFonts w:ascii="Times New Roman" w:hAnsi="Times New Roman" w:eastAsia="Times New Roman"/>
-          <w:sz w:val="20"/>
-        </w:rPr>
-        <w:t xml:space="preserve"> </w:t>
-      </w:r>
-      <w:r>
-        <w:rPr>
-          <w:rFonts w:ascii="Times New Roman" w:hAnsi="Times New Roman" w:eastAsia="Times New Roman"/>
-          <w:sz w:val="20"/>
-          <w:vertAlign w:val="superscript"/>
-        </w:rPr>
-        <w:t xml:space="preserve">[9]</w:t>
-      </w:r>
-      <w:r>
-        <w:rPr>
-          <w:rFonts w:ascii="Times New Roman" w:hAnsi="Times New Roman" w:eastAsia="Times New Roman"/>
-          <w:sz w:val="20"/>
-        </w:rPr>
-        <w:t xml:space="preserve">, and D²GS</w:t>
-      </w:r>
-      <w:r>
-        <w:rPr>
-          <w:rFonts w:ascii="Times New Roman" w:hAnsi="Times New Roman" w:eastAsia="Times New Roman"/>
-          <w:sz w:val="20"/>
-        </w:rPr>
-        <w:t xml:space="preserve"> </w:t>
-      </w:r>
-      <w:r>
-        <w:rPr>
-          <w:rFonts w:ascii="Times New Roman" w:hAnsi="Times New Roman" w:eastAsia="Times New Roman"/>
-          <w:sz w:val="20"/>
-          <w:vertAlign w:val="superscript"/>
-        </w:rPr>
-        <w:t xml:space="preserve">[44]</w:t>
-      </w:r>
-      <w:r>
-        <w:rPr>
-          <w:rFonts w:ascii="Times New Roman" w:hAnsi="Times New Roman" w:eastAsia="Times New Roman"/>
-          <w:sz w:val="20"/>
-        </w:rPr>
-        <w:t xml:space="preserve">. Table 2 uses the same 3DGS-based baselines, with FreeNeRF</w:t>
-      </w:r>
-      <w:r>
-        <w:rPr>
-          <w:rFonts w:ascii="Times New Roman" w:hAnsi="Times New Roman" w:eastAsia="Times New Roman"/>
-          <w:sz w:val="20"/>
-        </w:rPr>
-        <w:t xml:space="preserve"> </w:t>
-      </w:r>
-      <w:r>
-        <w:rPr>
-          <w:rFonts w:ascii="Times New Roman" w:hAnsi="Times New Roman" w:eastAsia="Times New Roman"/>
-          <w:sz w:val="20"/>
-          <w:vertAlign w:val="superscript"/>
-        </w:rPr>
-        <w:t xml:space="preserve">[1]</w:t>
-      </w:r>
-      <w:r>
-        <w:rPr>
-          <w:rFonts w:ascii="Times New Roman" w:hAnsi="Times New Roman" w:eastAsia="Times New Roman"/>
-          <w:sz w:val="20"/>
-        </w:rPr>
-        <w:t xml:space="preserve"> </w:t>
-      </w:r>
-      <w:r>
-        <w:rPr>
-          <w:rFonts w:ascii="Times New Roman" w:hAnsi="Times New Roman" w:eastAsia="Times New Roman"/>
-          <w:sz w:val="20"/>
-        </w:rPr>
-        <w:t xml:space="preserve">in place of SparseNeRF among the NeRF-based methods.</w:t>
+        <w:t xml:space="preserve">[41]</w:t>
+      </w:r>
+      <w:r>
+        <w:rPr>
+          <w:rFonts w:ascii="Times New Roman" w:hAnsi="Times New Roman" w:eastAsia="Times New Roman"/>
+          <w:sz w:val="20"/>
+        </w:rPr>
+        <w:t xml:space="preserve">. All images are downsampled by a factor of 8. Mip-NeRF 360 scenes are tested with 4, 6, and 9 uniformly sampled input views. Metrics are PSNR, SSIM, and LPIPS. We compare SynGS with the NeRF- and 3DGS-based methods listed in Table 1 and Table 2.</w:t>
       </w:r>
     </w:p>
     <w:p>
@@ -7061,14 +6834,14 @@
           <w:sz w:val="20"/>
           <w:shd w:val="clear" w:color="auto" w:fill="FFFF00"/>
         </w:rPr>
-        <w:t>reports the results on Mip-NeRF 360 under the 4-, 6-, and 9-view settings. SynGS achieves the highest PSNR and SSIM in all three settings, with the largest PSNR gain in the 4-view case: 25.91 dB, 3.56 dB above D²GS</w:t>
-      </w:r>
-      <w:r>
-        <w:rPr>
-          <w:rFonts w:ascii="Times New Roman" w:hAnsi="Times New Roman" w:eastAsia="Times New Roman"/>
-          <w:sz w:val="20"/>
-        </w:rPr>
-        <w:t xml:space="preserve"> [44]. </w:t>
+        <w:t>reports the results on Mip-NeRF 360 under the 4-, 6-, and 9-view settings. SynGS obtains higher PSNR and SSIM than the compared methods in all three settings, with a more noticeable PSNR difference in the 4-view case: 25.91 dB, compared with 22.35 dB for D²GS</w:t>
+      </w:r>
+      <w:r>
+        <w:rPr>
+          <w:rFonts w:ascii="Times New Roman" w:hAnsi="Times New Roman" w:eastAsia="Times New Roman"/>
+          <w:sz w:val="20"/>
+        </w:rPr>
+        <w:t xml:space="preserve"> [39]. </w:t>
       </w:r>
       <w:r>
         <w:rPr>
@@ -7091,7 +6864,7 @@
           <w:sz w:val="20"/>
           <w:shd w:val="clear" w:color="auto" w:fill="FFFF00"/>
         </w:rPr>
-        <w:t>shows a similar trend. With four views, SynGS leads in PSNR, SSIM, and LPIPS; under six views it obtains the highest PSNR and SSIM with LPIPS close to the best result. As the number of input views increases to nine, the differences among the leading methods become smaller: D²GS</w:t>
+        <w:t>shows a similar trend. With four views, SynGS achieves favorable results in PSNR, SSIM, and LPIPS; under six views, it obtains higher PSNR and SSIM than the compared methods, with LPIPS close to the lowest reported value. As the number of input views increases to nine, the differences among the compared 3DGS-based methods become smaller: D²GS</w:t>
       </w:r>
       <w:r>
         <w:rPr>
@@ -7099,7 +6872,7 @@
           <w:sz w:val="20"/>
           <w:vertAlign w:val="superscript"/>
         </w:rPr>
-        <w:t xml:space="preserve"> [44] </w:t>
+        <w:t xml:space="preserve"> [39] </w:t>
       </w:r>
       <w:r>
         <w:rPr>
@@ -7123,7 +6896,7 @@
           <w:sz w:val="20"/>
           <w:shd w:val="clear" w:color="auto" w:fill="FFFF00"/>
         </w:rPr>
-        <w:t>achieves slightly higher SSIM. Overall, SynGS shows more pronounced improvements in the four- and six-view settings, suggesting that the proposed framework is particularly beneficial when the geometric information available from the input views is severely limited.</w:t>
+        <w:t>achieves slightly higher SSIM. Overall, SynGS shows more pronounced improvements in the four- and six-view settings, suggesting that the proposed framework may be particularly beneficial when the geometric information available from the input views is severely limited.</w:t>
       </w:r>
     </w:p>
     <w:p>
@@ -7817,7 +7590,7 @@
           <w:sz w:val="20"/>
           <w:shd w:val="clear" w:color="auto" w:fill="FFFF00"/>
         </w:rPr>
-        <w:t>SynGS demonstrates more pronounced improvements under highly sparse-view conditions, particularly in PSNR and SSIM with four or six input views. With nine input views, SynGS maintains improvements in PSNR and SSIM on Mip-NeRF 360, while achieving performance comparable to leading methods on LLFF. However, the additional geometry introduced during initialization incurs memory and computational overhead. Future work will focus on developing more efficient geometry augmentation strategies to reduce these costs while preserving reconstruction quality.</w:t>
+        <w:t>SynGS shows more pronounced improvements under highly sparse-view conditions, particularly in PSNR and SSIM with four or six input views. With nine input views, SynGS maintains higher PSNR and SSIM than the compared methods on Mip-NeRF 360, while the LLFF results remain comparable to those of other evaluated methods. However, the additional geometry introduced during initialization incurs memory and computational overhead. Future work will focus on developing more efficient geometry augmentation strategies to reduce these costs while preserving reconstruction quality.</w:t>
       </w:r>
     </w:p>
     <w:p>
@@ -8562,35 +8335,35 @@
           <w:rFonts w:ascii="Times New Roman" w:hAnsi="Times New Roman" w:eastAsia="Times New Roman"/>
           <w:sz w:val="18"/>
         </w:rPr>
-        <w:t xml:space="preserve">Barron, J. T., Mildenhall, B., Verbin, D., Srinivasan, P. P., and Hedman, P.,</w:t>
-      </w:r>
-      <w:r>
-        <w:rPr>
-          <w:rFonts w:ascii="Times New Roman" w:hAnsi="Times New Roman" w:eastAsia="Times New Roman"/>
-          <w:sz w:val="18"/>
-        </w:rPr>
-        <w:t xml:space="preserve"> </w:t>
-      </w:r>
-      <w:r>
-        <w:rPr>
-          <w:rFonts w:ascii="Times New Roman" w:hAnsi="Times New Roman" w:eastAsia="Times New Roman"/>
-          <w:sz w:val="18"/>
-        </w:rPr>
-        <w:t xml:space="preserve">“Zip-NeRF: Anti-aliased grid-based neural radiance fields,”</w:t>
-      </w:r>
-      <w:r>
-        <w:rPr>
-          <w:rFonts w:ascii="Times New Roman" w:hAnsi="Times New Roman" w:eastAsia="Times New Roman"/>
-          <w:sz w:val="18"/>
-        </w:rPr>
-        <w:t xml:space="preserve"> </w:t>
-      </w:r>
-      <w:r>
-        <w:rPr>
-          <w:rFonts w:ascii="Times New Roman" w:hAnsi="Times New Roman" w:eastAsia="Times New Roman"/>
-          <w:sz w:val="18"/>
-        </w:rPr>
-        <w:t xml:space="preserve">in [Proc. IEEE/CVF International Conference on Computer Vision (ICCV)], 19697–19705 (2023). DOI: https://doi.org/10.1109/iccv51070.2023.01804.</w:t>
+        <w:t xml:space="preserve">Guédon, A. and Lepetit, V.,</w:t>
+      </w:r>
+      <w:r>
+        <w:rPr>
+          <w:rFonts w:ascii="Times New Roman" w:hAnsi="Times New Roman" w:eastAsia="Times New Roman"/>
+          <w:sz w:val="18"/>
+        </w:rPr>
+        <w:t xml:space="preserve"> </w:t>
+      </w:r>
+      <w:r>
+        <w:rPr>
+          <w:rFonts w:ascii="Times New Roman" w:hAnsi="Times New Roman" w:eastAsia="Times New Roman"/>
+          <w:sz w:val="18"/>
+        </w:rPr>
+        <w:t xml:space="preserve">“SuGaR: Surface-aligned Gaussian splatting for efficient 3D mesh reconstruction and high-quality mesh rendering,”</w:t>
+      </w:r>
+      <w:r>
+        <w:rPr>
+          <w:rFonts w:ascii="Times New Roman" w:hAnsi="Times New Roman" w:eastAsia="Times New Roman"/>
+          <w:sz w:val="18"/>
+        </w:rPr>
+        <w:t xml:space="preserve"> </w:t>
+      </w:r>
+      <w:r>
+        <w:rPr>
+          <w:rFonts w:ascii="Times New Roman" w:hAnsi="Times New Roman" w:eastAsia="Times New Roman"/>
+          <w:sz w:val="18"/>
+        </w:rPr>
+        <w:t xml:space="preserve">in [Proc. IEEE/CVF Conference on Computer Vision and Pattern Recognition (CVPR)], 5354–5363 (2024). DOI: https://doi.org/10.1109/cvpr52733.2024.00512.</w:t>
       </w:r>
     </w:p>
     <w:p>
@@ -8602,35 +8375,35 @@
           <w:rFonts w:ascii="Times New Roman" w:hAnsi="Times New Roman" w:eastAsia="Times New Roman"/>
           <w:sz w:val="18"/>
         </w:rPr>
-        <w:t xml:space="preserve">Yariv, L., Hedman, P., Reiser, C., Verbin, D., Srinivasan, P. P., Szeliski, R., Barron, J. T., and Mildenhall, B.,</w:t>
-      </w:r>
-      <w:r>
-        <w:rPr>
-          <w:rFonts w:ascii="Times New Roman" w:hAnsi="Times New Roman" w:eastAsia="Times New Roman"/>
-          <w:sz w:val="18"/>
-        </w:rPr>
-        <w:t xml:space="preserve"> </w:t>
-      </w:r>
-      <w:r>
-        <w:rPr>
-          <w:rFonts w:ascii="Times New Roman" w:hAnsi="Times New Roman" w:eastAsia="Times New Roman"/>
-          <w:sz w:val="18"/>
-        </w:rPr>
-        <w:t xml:space="preserve">“BakedSDF: Meshing neural SDFs for real-time view synthesis.”</w:t>
-      </w:r>
-      <w:r>
-        <w:rPr>
-          <w:rFonts w:ascii="Times New Roman" w:hAnsi="Times New Roman" w:eastAsia="Times New Roman"/>
-          <w:sz w:val="18"/>
-        </w:rPr>
-        <w:t xml:space="preserve"> </w:t>
-      </w:r>
-      <w:r>
-        <w:rPr>
-          <w:rFonts w:ascii="Times New Roman" w:hAnsi="Times New Roman" w:eastAsia="Times New Roman"/>
-          <w:sz w:val="18"/>
-        </w:rPr>
-        <w:t xml:space="preserve">arXiv preprint arXiv:2302.14859 (2023). DOI: https://doi.org/10.1145/3588432.3591536.</w:t>
+        <w:t xml:space="preserve">Huang, B., Yu, Z., Chen, A., Geiger, A., and Gao, S.,</w:t>
+      </w:r>
+      <w:r>
+        <w:rPr>
+          <w:rFonts w:ascii="Times New Roman" w:hAnsi="Times New Roman" w:eastAsia="Times New Roman"/>
+          <w:sz w:val="18"/>
+        </w:rPr>
+        <w:t xml:space="preserve"> </w:t>
+      </w:r>
+      <w:r>
+        <w:rPr>
+          <w:rFonts w:ascii="Times New Roman" w:hAnsi="Times New Roman" w:eastAsia="Times New Roman"/>
+          <w:sz w:val="18"/>
+        </w:rPr>
+        <w:t xml:space="preserve">“2D Gaussian splatting for geometrically accurate radiance fields.”</w:t>
+      </w:r>
+      <w:r>
+        <w:rPr>
+          <w:rFonts w:ascii="Times New Roman" w:hAnsi="Times New Roman" w:eastAsia="Times New Roman"/>
+          <w:sz w:val="18"/>
+        </w:rPr>
+        <w:t xml:space="preserve"> </w:t>
+      </w:r>
+      <w:r>
+        <w:rPr>
+          <w:rFonts w:ascii="Times New Roman" w:hAnsi="Times New Roman" w:eastAsia="Times New Roman"/>
+          <w:sz w:val="18"/>
+        </w:rPr>
+        <w:t xml:space="preserve">arXiv preprint arXiv:2403.17888 (2024). DOI: https://doi.org/10.1145/3641519.3657428.</w:t>
       </w:r>
     </w:p>
     <w:p>
@@ -8642,35 +8415,35 @@
           <w:rFonts w:ascii="Times New Roman" w:hAnsi="Times New Roman" w:eastAsia="Times New Roman"/>
           <w:sz w:val="18"/>
         </w:rPr>
-        <w:t xml:space="preserve">Guédon, A. and Lepetit, V.,</w:t>
-      </w:r>
-      <w:r>
-        <w:rPr>
-          <w:rFonts w:ascii="Times New Roman" w:hAnsi="Times New Roman" w:eastAsia="Times New Roman"/>
-          <w:sz w:val="18"/>
-        </w:rPr>
-        <w:t xml:space="preserve"> </w:t>
-      </w:r>
-      <w:r>
-        <w:rPr>
-          <w:rFonts w:ascii="Times New Roman" w:hAnsi="Times New Roman" w:eastAsia="Times New Roman"/>
-          <w:sz w:val="18"/>
-        </w:rPr>
-        <w:t xml:space="preserve">“SuGaR: Surface-aligned Gaussian splatting for efficient 3D mesh reconstruction and high-quality mesh rendering,”</w:t>
-      </w:r>
-      <w:r>
-        <w:rPr>
-          <w:rFonts w:ascii="Times New Roman" w:hAnsi="Times New Roman" w:eastAsia="Times New Roman"/>
-          <w:sz w:val="18"/>
-        </w:rPr>
-        <w:t xml:space="preserve"> </w:t>
-      </w:r>
-      <w:r>
-        <w:rPr>
-          <w:rFonts w:ascii="Times New Roman" w:hAnsi="Times New Roman" w:eastAsia="Times New Roman"/>
-          <w:sz w:val="18"/>
-        </w:rPr>
-        <w:t xml:space="preserve">in [Proc. IEEE/CVF Conference on Computer Vision and Pattern Recognition (CVPR)], 5354–5363 (2024). DOI: https://doi.org/10.1109/cvpr52733.2024.00512.</w:t>
+        <w:t xml:space="preserve">Bao, Z., Liao, G., Zhou, K., Liu, K., Li, Q., and Qiu, G.,</w:t>
+      </w:r>
+      <w:r>
+        <w:rPr>
+          <w:rFonts w:ascii="Times New Roman" w:hAnsi="Times New Roman" w:eastAsia="Times New Roman"/>
+          <w:sz w:val="18"/>
+        </w:rPr>
+        <w:t xml:space="preserve"> </w:t>
+      </w:r>
+      <w:r>
+        <w:rPr>
+          <w:rFonts w:ascii="Times New Roman" w:hAnsi="Times New Roman" w:eastAsia="Times New Roman"/>
+          <w:sz w:val="18"/>
+        </w:rPr>
+        <w:t xml:space="preserve">“LoopSparseGS: Loop-based sparse-view friendly Gaussian splatting,”</w:t>
+      </w:r>
+      <w:r>
+        <w:rPr>
+          <w:rFonts w:ascii="Times New Roman" w:hAnsi="Times New Roman" w:eastAsia="Times New Roman"/>
+          <w:sz w:val="18"/>
+        </w:rPr>
+        <w:t xml:space="preserve"> </w:t>
+      </w:r>
+      <w:r>
+        <w:rPr>
+          <w:rFonts w:ascii="Times New Roman" w:hAnsi="Times New Roman" w:eastAsia="Times New Roman"/>
+          <w:sz w:val="18"/>
+        </w:rPr>
+        <w:t xml:space="preserve">IEEE Transactions on Image Processing 34, 3889–3902 (2025). DOI: https://doi.org/10.1109/TIP.2025.3574929.</w:t>
       </w:r>
     </w:p>
     <w:p>
@@ -8682,35 +8455,35 @@
           <w:rFonts w:ascii="Times New Roman" w:hAnsi="Times New Roman" w:eastAsia="Times New Roman"/>
           <w:sz w:val="18"/>
         </w:rPr>
-        <w:t xml:space="preserve">Huang, B., Yu, Z., Chen, A., Geiger, A., and Gao, S.,</w:t>
-      </w:r>
-      <w:r>
-        <w:rPr>
-          <w:rFonts w:ascii="Times New Roman" w:hAnsi="Times New Roman" w:eastAsia="Times New Roman"/>
-          <w:sz w:val="18"/>
-        </w:rPr>
-        <w:t xml:space="preserve"> </w:t>
-      </w:r>
-      <w:r>
-        <w:rPr>
-          <w:rFonts w:ascii="Times New Roman" w:hAnsi="Times New Roman" w:eastAsia="Times New Roman"/>
-          <w:sz w:val="18"/>
-        </w:rPr>
-        <w:t xml:space="preserve">“2D Gaussian splatting for geometrically accurate radiance fields.”</w:t>
-      </w:r>
-      <w:r>
-        <w:rPr>
-          <w:rFonts w:ascii="Times New Roman" w:hAnsi="Times New Roman" w:eastAsia="Times New Roman"/>
-          <w:sz w:val="18"/>
-        </w:rPr>
-        <w:t xml:space="preserve"> </w:t>
-      </w:r>
-      <w:r>
-        <w:rPr>
-          <w:rFonts w:ascii="Times New Roman" w:hAnsi="Times New Roman" w:eastAsia="Times New Roman"/>
-          <w:sz w:val="18"/>
-        </w:rPr>
-        <w:t xml:space="preserve">arXiv preprint arXiv:2403.17888 (2024). DOI: https://doi.org/10.1145/3641519.3657428.</w:t>
+        <w:t xml:space="preserve">Cheng, K., Long, X., Yang, K., Yao, Y., Yin, W., Ma, Y., Wang, W., and Chen, X.,</w:t>
+      </w:r>
+      <w:r>
+        <w:rPr>
+          <w:rFonts w:ascii="Times New Roman" w:hAnsi="Times New Roman" w:eastAsia="Times New Roman"/>
+          <w:sz w:val="18"/>
+        </w:rPr>
+        <w:t xml:space="preserve"> </w:t>
+      </w:r>
+      <w:r>
+        <w:rPr>
+          <w:rFonts w:ascii="Times New Roman" w:hAnsi="Times New Roman" w:eastAsia="Times New Roman"/>
+          <w:sz w:val="18"/>
+        </w:rPr>
+        <w:t xml:space="preserve">“GaussianPro: 3D Gaussian splatting with progressive propagation.”</w:t>
+      </w:r>
+      <w:r>
+        <w:rPr>
+          <w:rFonts w:ascii="Times New Roman" w:hAnsi="Times New Roman" w:eastAsia="Times New Roman"/>
+          <w:sz w:val="18"/>
+        </w:rPr>
+        <w:t xml:space="preserve"> </w:t>
+      </w:r>
+      <w:r>
+        <w:rPr>
+          <w:rFonts w:ascii="Times New Roman" w:hAnsi="Times New Roman" w:eastAsia="Times New Roman"/>
+          <w:sz w:val="18"/>
+        </w:rPr>
+        <w:t xml:space="preserve">arXiv preprint arXiv:2402.14650 (2024). DOI: https://doi.org/10.48550/arXiv.2402.14650.</w:t>
       </w:r>
     </w:p>
     <w:p>
@@ -8722,35 +8495,35 @@
           <w:rFonts w:ascii="Times New Roman" w:hAnsi="Times New Roman" w:eastAsia="Times New Roman"/>
           <w:sz w:val="18"/>
         </w:rPr>
-        <w:t xml:space="preserve">Bao, Z., Liao, G., Zhou, K., Liu, K., Li, Q., and Qiu, G.,</w:t>
-      </w:r>
-      <w:r>
-        <w:rPr>
-          <w:rFonts w:ascii="Times New Roman" w:hAnsi="Times New Roman" w:eastAsia="Times New Roman"/>
-          <w:sz w:val="18"/>
-        </w:rPr>
-        <w:t xml:space="preserve"> </w:t>
-      </w:r>
-      <w:r>
-        <w:rPr>
-          <w:rFonts w:ascii="Times New Roman" w:hAnsi="Times New Roman" w:eastAsia="Times New Roman"/>
-          <w:sz w:val="18"/>
-        </w:rPr>
-        <w:t xml:space="preserve">“LoopSparseGS: Loop-based sparse-view friendly Gaussian splatting,”</w:t>
-      </w:r>
-      <w:r>
-        <w:rPr>
-          <w:rFonts w:ascii="Times New Roman" w:hAnsi="Times New Roman" w:eastAsia="Times New Roman"/>
-          <w:sz w:val="18"/>
-        </w:rPr>
-        <w:t xml:space="preserve"> </w:t>
-      </w:r>
-      <w:r>
-        <w:rPr>
-          <w:rFonts w:ascii="Times New Roman" w:hAnsi="Times New Roman" w:eastAsia="Times New Roman"/>
-          <w:sz w:val="18"/>
-        </w:rPr>
-        <w:t xml:space="preserve">IEEE Transactions on Image Processing 34, 3889–3902 (2025). DOI: https://doi.org/10.1109/TIP.2025.3574929.</w:t>
+        <w:t xml:space="preserve">Zhou, Z., Xiong, Y.-J., Zhang, J.-C., Xia, C.-M., Qiu, X., and Zhan, H.,</w:t>
+      </w:r>
+      <w:r>
+        <w:rPr>
+          <w:rFonts w:ascii="Times New Roman" w:hAnsi="Times New Roman" w:eastAsia="Times New Roman"/>
+          <w:sz w:val="18"/>
+        </w:rPr>
+        <w:t xml:space="preserve"> </w:t>
+      </w:r>
+      <w:r>
+        <w:rPr>
+          <w:rFonts w:ascii="Times New Roman" w:hAnsi="Times New Roman" w:eastAsia="Times New Roman"/>
+          <w:sz w:val="18"/>
+        </w:rPr>
+        <w:t xml:space="preserve">“Gradient-direction-aware density control for 3D Gaussian splatting.”</w:t>
+      </w:r>
+      <w:r>
+        <w:rPr>
+          <w:rFonts w:ascii="Times New Roman" w:hAnsi="Times New Roman" w:eastAsia="Times New Roman"/>
+          <w:sz w:val="18"/>
+        </w:rPr>
+        <w:t xml:space="preserve"> </w:t>
+      </w:r>
+      <w:r>
+        <w:rPr>
+          <w:rFonts w:ascii="Times New Roman" w:hAnsi="Times New Roman" w:eastAsia="Times New Roman"/>
+          <w:sz w:val="18"/>
+        </w:rPr>
+        <w:t xml:space="preserve">arXiv preprint arXiv:2508.09239 (2025). DOI: https://doi.org/10.48550/arXiv.2508.09239.</w:t>
       </w:r>
     </w:p>
     <w:p>
@@ -8762,35 +8535,35 @@
           <w:rFonts w:ascii="Times New Roman" w:hAnsi="Times New Roman" w:eastAsia="Times New Roman"/>
           <w:sz w:val="18"/>
         </w:rPr>
-        <w:t xml:space="preserve">Cheng, K., Long, X., Yang, K., Yao, Y., Yin, W., Ma, Y., Wang, W., and Chen, X.,</w:t>
-      </w:r>
-      <w:r>
-        <w:rPr>
-          <w:rFonts w:ascii="Times New Roman" w:hAnsi="Times New Roman" w:eastAsia="Times New Roman"/>
-          <w:sz w:val="18"/>
-        </w:rPr>
-        <w:t xml:space="preserve"> </w:t>
-      </w:r>
-      <w:r>
-        <w:rPr>
-          <w:rFonts w:ascii="Times New Roman" w:hAnsi="Times New Roman" w:eastAsia="Times New Roman"/>
-          <w:sz w:val="18"/>
-        </w:rPr>
-        <w:t xml:space="preserve">“GaussianPro: 3D Gaussian splatting with progressive propagation.”</w:t>
-      </w:r>
-      <w:r>
-        <w:rPr>
-          <w:rFonts w:ascii="Times New Roman" w:hAnsi="Times New Roman" w:eastAsia="Times New Roman"/>
-          <w:sz w:val="18"/>
-        </w:rPr>
-        <w:t xml:space="preserve"> </w:t>
-      </w:r>
-      <w:r>
-        <w:rPr>
-          <w:rFonts w:ascii="Times New Roman" w:hAnsi="Times New Roman" w:eastAsia="Times New Roman"/>
-          <w:sz w:val="18"/>
-        </w:rPr>
-        <w:t xml:space="preserve">arXiv preprint arXiv:2402.14650 (2024). DOI: https://doi.org/10.48550/arXiv.2402.14650.</w:t>
+        <w:t xml:space="preserve">Zheng, Y., Jiang, Z., He, S., Sun, Y., Dong, J., Zhang, H., and Du, Y.,</w:t>
+      </w:r>
+      <w:r>
+        <w:rPr>
+          <w:rFonts w:ascii="Times New Roman" w:hAnsi="Times New Roman" w:eastAsia="Times New Roman"/>
+          <w:sz w:val="18"/>
+        </w:rPr>
+        <w:t xml:space="preserve"> </w:t>
+      </w:r>
+      <w:r>
+        <w:rPr>
+          <w:rFonts w:ascii="Times New Roman" w:hAnsi="Times New Roman" w:eastAsia="Times New Roman"/>
+          <w:sz w:val="18"/>
+        </w:rPr>
+        <w:t xml:space="preserve">“NexusGS: Sparse view synthesis with epipolar depth priors in 3D Gaussian splatting,”</w:t>
+      </w:r>
+      <w:r>
+        <w:rPr>
+          <w:rFonts w:ascii="Times New Roman" w:hAnsi="Times New Roman" w:eastAsia="Times New Roman"/>
+          <w:sz w:val="18"/>
+        </w:rPr>
+        <w:t xml:space="preserve"> </w:t>
+      </w:r>
+      <w:r>
+        <w:rPr>
+          <w:rFonts w:ascii="Times New Roman" w:hAnsi="Times New Roman" w:eastAsia="Times New Roman"/>
+          <w:sz w:val="18"/>
+        </w:rPr>
+        <w:t xml:space="preserve">in [Proc. IEEE/CVF Conference on Computer Vision and Pattern Recognition (CVPR)], 26800–26809 (2025). DOI: https://doi.org/10.1109/cvpr52734.2025.02496.</w:t>
       </w:r>
     </w:p>
     <w:p>
@@ -8802,35 +8575,35 @@
           <w:rFonts w:ascii="Times New Roman" w:hAnsi="Times New Roman" w:eastAsia="Times New Roman"/>
           <w:sz w:val="18"/>
         </w:rPr>
-        <w:t xml:space="preserve">Zhou, Z., Xiong, Y.-J., Zhang, J.-C., Xia, C.-M., Qiu, X., and Zhan, H.,</w:t>
-      </w:r>
-      <w:r>
-        <w:rPr>
-          <w:rFonts w:ascii="Times New Roman" w:hAnsi="Times New Roman" w:eastAsia="Times New Roman"/>
-          <w:sz w:val="18"/>
-        </w:rPr>
-        <w:t xml:space="preserve"> </w:t>
-      </w:r>
-      <w:r>
-        <w:rPr>
-          <w:rFonts w:ascii="Times New Roman" w:hAnsi="Times New Roman" w:eastAsia="Times New Roman"/>
-          <w:sz w:val="18"/>
-        </w:rPr>
-        <w:t xml:space="preserve">“Gradient-direction-aware density control for 3D Gaussian splatting.”</w:t>
-      </w:r>
-      <w:r>
-        <w:rPr>
-          <w:rFonts w:ascii="Times New Roman" w:hAnsi="Times New Roman" w:eastAsia="Times New Roman"/>
-          <w:sz w:val="18"/>
-        </w:rPr>
-        <w:t xml:space="preserve"> </w:t>
-      </w:r>
-      <w:r>
-        <w:rPr>
-          <w:rFonts w:ascii="Times New Roman" w:hAnsi="Times New Roman" w:eastAsia="Times New Roman"/>
-          <w:sz w:val="18"/>
-        </w:rPr>
-        <w:t xml:space="preserve">arXiv preprint arXiv:2508.09239 (2025). DOI: https://doi.org/10.48550/arXiv.2508.09239.</w:t>
+        <w:t xml:space="preserve">Patle, G., Girgaonkar, N., Somraj, N., and Soundararajan, R.,</w:t>
+      </w:r>
+      <w:r>
+        <w:rPr>
+          <w:rFonts w:ascii="Times New Roman" w:hAnsi="Times New Roman" w:eastAsia="Times New Roman"/>
+          <w:sz w:val="18"/>
+        </w:rPr>
+        <w:t xml:space="preserve"> </w:t>
+      </w:r>
+      <w:r>
+        <w:rPr>
+          <w:rFonts w:ascii="Times New Roman" w:hAnsi="Times New Roman" w:eastAsia="Times New Roman"/>
+          <w:sz w:val="18"/>
+        </w:rPr>
+        <w:t xml:space="preserve">“AD-GS: Alternating densification for sparse-input 3D Gaussian splatting.”</w:t>
+      </w:r>
+      <w:r>
+        <w:rPr>
+          <w:rFonts w:ascii="Times New Roman" w:hAnsi="Times New Roman" w:eastAsia="Times New Roman"/>
+          <w:sz w:val="18"/>
+        </w:rPr>
+        <w:t xml:space="preserve"> </w:t>
+      </w:r>
+      <w:r>
+        <w:rPr>
+          <w:rFonts w:ascii="Times New Roman" w:hAnsi="Times New Roman" w:eastAsia="Times New Roman"/>
+          <w:sz w:val="18"/>
+        </w:rPr>
+        <w:t xml:space="preserve">arXiv preprint arXiv:2509.11003 (2025). DOI: https://doi.org/10.1145/3757377.3763993.</w:t>
       </w:r>
     </w:p>
     <w:p>
@@ -8842,35 +8615,35 @@
           <w:rFonts w:ascii="Times New Roman" w:hAnsi="Times New Roman" w:eastAsia="Times New Roman"/>
           <w:sz w:val="18"/>
         </w:rPr>
-        <w:t xml:space="preserve">Zheng, Y., Jiang, Z., He, S., Sun, Y., Dong, J., Zhang, H., and Du, Y.,</w:t>
-      </w:r>
-      <w:r>
-        <w:rPr>
-          <w:rFonts w:ascii="Times New Roman" w:hAnsi="Times New Roman" w:eastAsia="Times New Roman"/>
-          <w:sz w:val="18"/>
-        </w:rPr>
-        <w:t xml:space="preserve"> </w:t>
-      </w:r>
-      <w:r>
-        <w:rPr>
-          <w:rFonts w:ascii="Times New Roman" w:hAnsi="Times New Roman" w:eastAsia="Times New Roman"/>
-          <w:sz w:val="18"/>
-        </w:rPr>
-        <w:t xml:space="preserve">“NexusGS: Sparse view synthesis with epipolar depth priors in 3D Gaussian splatting,”</w:t>
-      </w:r>
-      <w:r>
-        <w:rPr>
-          <w:rFonts w:ascii="Times New Roman" w:hAnsi="Times New Roman" w:eastAsia="Times New Roman"/>
-          <w:sz w:val="18"/>
-        </w:rPr>
-        <w:t xml:space="preserve"> </w:t>
-      </w:r>
-      <w:r>
-        <w:rPr>
-          <w:rFonts w:ascii="Times New Roman" w:hAnsi="Times New Roman" w:eastAsia="Times New Roman"/>
-          <w:sz w:val="18"/>
-        </w:rPr>
-        <w:t xml:space="preserve">in [Proc. IEEE/CVF Conference on Computer Vision and Pattern Recognition (CVPR)], 26800–26809 (2025). DOI: https://doi.org/10.1109/cvpr52734.2025.02496.</w:t>
+        <w:t xml:space="preserve">Xiong, H., Muttukuru, S., Upadhyay, R., Chari, P., and Kadambi, A.,</w:t>
+      </w:r>
+      <w:r>
+        <w:rPr>
+          <w:rFonts w:ascii="Times New Roman" w:hAnsi="Times New Roman" w:eastAsia="Times New Roman"/>
+          <w:sz w:val="18"/>
+        </w:rPr>
+        <w:t xml:space="preserve"> </w:t>
+      </w:r>
+      <w:r>
+        <w:rPr>
+          <w:rFonts w:ascii="Times New Roman" w:hAnsi="Times New Roman" w:eastAsia="Times New Roman"/>
+          <w:sz w:val="18"/>
+        </w:rPr>
+        <w:t xml:space="preserve">“SparseGS: Real-time 360° sparse view synthesis using Gaussian splatting,”</w:t>
+      </w:r>
+      <w:r>
+        <w:rPr>
+          <w:rFonts w:ascii="Times New Roman" w:hAnsi="Times New Roman" w:eastAsia="Times New Roman"/>
+          <w:sz w:val="18"/>
+        </w:rPr>
+        <w:t xml:space="preserve"> </w:t>
+      </w:r>
+      <w:r>
+        <w:rPr>
+          <w:rFonts w:ascii="Times New Roman" w:hAnsi="Times New Roman" w:eastAsia="Times New Roman"/>
+          <w:sz w:val="18"/>
+        </w:rPr>
+        <w:t xml:space="preserve">in [Proc. International Conference on 3D Vision (3DV)], (2025). DOI: https://doi.org/10.1109/3dv66043.2025.00100.</w:t>
       </w:r>
     </w:p>
     <w:p>
@@ -8882,35 +8655,35 @@
           <w:rFonts w:ascii="Times New Roman" w:hAnsi="Times New Roman" w:eastAsia="Times New Roman"/>
           <w:sz w:val="18"/>
         </w:rPr>
-        <w:t xml:space="preserve">Patle, G., Girgaonkar, N., Somraj, N., and Soundararajan, R.,</w:t>
-      </w:r>
-      <w:r>
-        <w:rPr>
-          <w:rFonts w:ascii="Times New Roman" w:hAnsi="Times New Roman" w:eastAsia="Times New Roman"/>
-          <w:sz w:val="18"/>
-        </w:rPr>
-        <w:t xml:space="preserve"> </w:t>
-      </w:r>
-      <w:r>
-        <w:rPr>
-          <w:rFonts w:ascii="Times New Roman" w:hAnsi="Times New Roman" w:eastAsia="Times New Roman"/>
-          <w:sz w:val="18"/>
-        </w:rPr>
-        <w:t xml:space="preserve">“AD-GS: Alternating densification for sparse-input 3D Gaussian splatting.”</w:t>
-      </w:r>
-      <w:r>
-        <w:rPr>
-          <w:rFonts w:ascii="Times New Roman" w:hAnsi="Times New Roman" w:eastAsia="Times New Roman"/>
-          <w:sz w:val="18"/>
-        </w:rPr>
-        <w:t xml:space="preserve"> </w:t>
-      </w:r>
-      <w:r>
-        <w:rPr>
-          <w:rFonts w:ascii="Times New Roman" w:hAnsi="Times New Roman" w:eastAsia="Times New Roman"/>
-          <w:sz w:val="18"/>
-        </w:rPr>
-        <w:t xml:space="preserve">arXiv preprint arXiv:2509.11003 (2025). DOI: https://doi.org/10.1145/3757377.3763993.</w:t>
+        <w:t xml:space="preserve">Fang, S., Shen, I.-C., Zhang, X., Wang, Z., Wang, Y., Ding, W., Yu, G., and Igarashi, T.,</w:t>
+      </w:r>
+      <w:r>
+        <w:rPr>
+          <w:rFonts w:ascii="Times New Roman" w:hAnsi="Times New Roman" w:eastAsia="Times New Roman"/>
+          <w:sz w:val="18"/>
+        </w:rPr>
+        <w:t xml:space="preserve"> </w:t>
+      </w:r>
+      <w:r>
+        <w:rPr>
+          <w:rFonts w:ascii="Times New Roman" w:hAnsi="Times New Roman" w:eastAsia="Times New Roman"/>
+          <w:sz w:val="18"/>
+        </w:rPr>
+        <w:t xml:space="preserve">“Dropping anchor and spherical harmonics for sparse-view Gaussian splatting.”</w:t>
+      </w:r>
+      <w:r>
+        <w:rPr>
+          <w:rFonts w:ascii="Times New Roman" w:hAnsi="Times New Roman" w:eastAsia="Times New Roman"/>
+          <w:sz w:val="18"/>
+        </w:rPr>
+        <w:t xml:space="preserve"> </w:t>
+      </w:r>
+      <w:r>
+        <w:rPr>
+          <w:rFonts w:ascii="Times New Roman" w:hAnsi="Times New Roman" w:eastAsia="Times New Roman"/>
+          <w:sz w:val="18"/>
+        </w:rPr>
+        <w:t xml:space="preserve">arXiv preprint arXiv:2602.20933 (2026). DOI: https://doi.org/10.48550/arXiv.2602.20933.</w:t>
       </w:r>
     </w:p>
     <w:p>
@@ -8922,35 +8695,35 @@
           <w:rFonts w:ascii="Times New Roman" w:hAnsi="Times New Roman" w:eastAsia="Times New Roman"/>
           <w:sz w:val="18"/>
         </w:rPr>
-        <w:t xml:space="preserve">Xiong, H., Muttukuru, S., Upadhyay, R., Chari, P., and Kadambi, A.,</w:t>
-      </w:r>
-      <w:r>
-        <w:rPr>
-          <w:rFonts w:ascii="Times New Roman" w:hAnsi="Times New Roman" w:eastAsia="Times New Roman"/>
-          <w:sz w:val="18"/>
-        </w:rPr>
-        <w:t xml:space="preserve"> </w:t>
-      </w:r>
-      <w:r>
-        <w:rPr>
-          <w:rFonts w:ascii="Times New Roman" w:hAnsi="Times New Roman" w:eastAsia="Times New Roman"/>
-          <w:sz w:val="18"/>
-        </w:rPr>
-        <w:t xml:space="preserve">“SparseGS: Real-time 360° sparse view synthesis using Gaussian splatting,”</w:t>
-      </w:r>
-      <w:r>
-        <w:rPr>
-          <w:rFonts w:ascii="Times New Roman" w:hAnsi="Times New Roman" w:eastAsia="Times New Roman"/>
-          <w:sz w:val="18"/>
-        </w:rPr>
-        <w:t xml:space="preserve"> </w:t>
-      </w:r>
-      <w:r>
-        <w:rPr>
-          <w:rFonts w:ascii="Times New Roman" w:hAnsi="Times New Roman" w:eastAsia="Times New Roman"/>
-          <w:sz w:val="18"/>
-        </w:rPr>
-        <w:t xml:space="preserve">in [Proc. International Conference on 3D Vision (3DV)], (2025). DOI: https://doi.org/10.1109/3dv66043.2025.00100.</w:t>
+        <w:t xml:space="preserve">Wang, S., Leroy, V., Cabon, Y., Chidlovskii, B., and Revaud, J.,</w:t>
+      </w:r>
+      <w:r>
+        <w:rPr>
+          <w:rFonts w:ascii="Times New Roman" w:hAnsi="Times New Roman" w:eastAsia="Times New Roman"/>
+          <w:sz w:val="18"/>
+        </w:rPr>
+        <w:t xml:space="preserve"> </w:t>
+      </w:r>
+      <w:r>
+        <w:rPr>
+          <w:rFonts w:ascii="Times New Roman" w:hAnsi="Times New Roman" w:eastAsia="Times New Roman"/>
+          <w:sz w:val="18"/>
+        </w:rPr>
+        <w:t xml:space="preserve">“DUSt3R: Geometric 3D vision made easy,”</w:t>
+      </w:r>
+      <w:r>
+        <w:rPr>
+          <w:rFonts w:ascii="Times New Roman" w:hAnsi="Times New Roman" w:eastAsia="Times New Roman"/>
+          <w:sz w:val="18"/>
+        </w:rPr>
+        <w:t xml:space="preserve"> </w:t>
+      </w:r>
+      <w:r>
+        <w:rPr>
+          <w:rFonts w:ascii="Times New Roman" w:hAnsi="Times New Roman" w:eastAsia="Times New Roman"/>
+          <w:sz w:val="18"/>
+        </w:rPr>
+        <w:t xml:space="preserve">in [Proc. IEEE/CVF Conference on Computer Vision and Pattern Recognition (CVPR)], 20697–20709 (2024). DOI: https://doi.org/10.1109/cvpr52733.2024.01956.</w:t>
       </w:r>
     </w:p>
     <w:p>
@@ -8962,35 +8735,35 @@
           <w:rFonts w:ascii="Times New Roman" w:hAnsi="Times New Roman" w:eastAsia="Times New Roman"/>
           <w:sz w:val="18"/>
         </w:rPr>
-        <w:t xml:space="preserve">Fang, S., Shen, I.-C., Zhang, X., Wang, Z., Wang, Y., Ding, W., Yu, G., and Igarashi, T.,</w:t>
-      </w:r>
-      <w:r>
-        <w:rPr>
-          <w:rFonts w:ascii="Times New Roman" w:hAnsi="Times New Roman" w:eastAsia="Times New Roman"/>
-          <w:sz w:val="18"/>
-        </w:rPr>
-        <w:t xml:space="preserve"> </w:t>
-      </w:r>
-      <w:r>
-        <w:rPr>
-          <w:rFonts w:ascii="Times New Roman" w:hAnsi="Times New Roman" w:eastAsia="Times New Roman"/>
-          <w:sz w:val="18"/>
-        </w:rPr>
-        <w:t xml:space="preserve">“Dropping anchor and spherical harmonics for sparse-view Gaussian splatting.”</w:t>
-      </w:r>
-      <w:r>
-        <w:rPr>
-          <w:rFonts w:ascii="Times New Roman" w:hAnsi="Times New Roman" w:eastAsia="Times New Roman"/>
-          <w:sz w:val="18"/>
-        </w:rPr>
-        <w:t xml:space="preserve"> </w:t>
-      </w:r>
-      <w:r>
-        <w:rPr>
-          <w:rFonts w:ascii="Times New Roman" w:hAnsi="Times New Roman" w:eastAsia="Times New Roman"/>
-          <w:sz w:val="18"/>
-        </w:rPr>
-        <w:t xml:space="preserve">arXiv preprint arXiv:2602.20933 (2026). DOI: https://doi.org/10.48550/arXiv.2602.20933.</w:t>
+        <w:t xml:space="preserve">Fan, Z., Cong, W., Wen, K., Wang, K., Zhang, J., Ding, X., Xu, D., Ivanovic, B., Pavone, M., Pavlakos, G., Wang, Z., and Wang, Y.,</w:t>
+      </w:r>
+      <w:r>
+        <w:rPr>
+          <w:rFonts w:ascii="Times New Roman" w:hAnsi="Times New Roman" w:eastAsia="Times New Roman"/>
+          <w:sz w:val="18"/>
+        </w:rPr>
+        <w:t xml:space="preserve"> </w:t>
+      </w:r>
+      <w:r>
+        <w:rPr>
+          <w:rFonts w:ascii="Times New Roman" w:hAnsi="Times New Roman" w:eastAsia="Times New Roman"/>
+          <w:sz w:val="18"/>
+        </w:rPr>
+        <w:t xml:space="preserve">“InstantSplat: Sparse-view Gaussian splatting in seconds.”</w:t>
+      </w:r>
+      <w:r>
+        <w:rPr>
+          <w:rFonts w:ascii="Times New Roman" w:hAnsi="Times New Roman" w:eastAsia="Times New Roman"/>
+          <w:sz w:val="18"/>
+        </w:rPr>
+        <w:t xml:space="preserve"> </w:t>
+      </w:r>
+      <w:r>
+        <w:rPr>
+          <w:rFonts w:ascii="Times New Roman" w:hAnsi="Times New Roman" w:eastAsia="Times New Roman"/>
+          <w:sz w:val="18"/>
+        </w:rPr>
+        <w:t xml:space="preserve">arXiv preprint arXiv:2403.20309 (2024). DOI: https://doi.org/10.48550/arXiv.2403.20309.</w:t>
       </w:r>
     </w:p>
     <w:p>
@@ -9002,35 +8775,35 @@
           <w:rFonts w:ascii="Times New Roman" w:hAnsi="Times New Roman" w:eastAsia="Times New Roman"/>
           <w:sz w:val="18"/>
         </w:rPr>
-        <w:t xml:space="preserve">Wang, S., Leroy, V., Cabon, Y., Chidlovskii, B., and Revaud, J.,</w:t>
-      </w:r>
-      <w:r>
-        <w:rPr>
-          <w:rFonts w:ascii="Times New Roman" w:hAnsi="Times New Roman" w:eastAsia="Times New Roman"/>
-          <w:sz w:val="18"/>
-        </w:rPr>
-        <w:t xml:space="preserve"> </w:t>
-      </w:r>
-      <w:r>
-        <w:rPr>
-          <w:rFonts w:ascii="Times New Roman" w:hAnsi="Times New Roman" w:eastAsia="Times New Roman"/>
-          <w:sz w:val="18"/>
-        </w:rPr>
-        <w:t xml:space="preserve">“DUSt3R: Geometric 3D vision made easy,”</w:t>
-      </w:r>
-      <w:r>
-        <w:rPr>
-          <w:rFonts w:ascii="Times New Roman" w:hAnsi="Times New Roman" w:eastAsia="Times New Roman"/>
-          <w:sz w:val="18"/>
-        </w:rPr>
-        <w:t xml:space="preserve"> </w:t>
-      </w:r>
-      <w:r>
-        <w:rPr>
-          <w:rFonts w:ascii="Times New Roman" w:hAnsi="Times New Roman" w:eastAsia="Times New Roman"/>
-          <w:sz w:val="18"/>
-        </w:rPr>
-        <w:t xml:space="preserve">in [Proc. IEEE/CVF Conference on Computer Vision and Pattern Recognition (CVPR)], 20697–20709 (2024). DOI: https://doi.org/10.1109/cvpr52733.2024.01956.</w:t>
+        <w:t xml:space="preserve">Charatan, D., Li, S. L., Tagliasacchi, A., and Sitzmann, V.,</w:t>
+      </w:r>
+      <w:r>
+        <w:rPr>
+          <w:rFonts w:ascii="Times New Roman" w:hAnsi="Times New Roman" w:eastAsia="Times New Roman"/>
+          <w:sz w:val="18"/>
+        </w:rPr>
+        <w:t xml:space="preserve"> </w:t>
+      </w:r>
+      <w:r>
+        <w:rPr>
+          <w:rFonts w:ascii="Times New Roman" w:hAnsi="Times New Roman" w:eastAsia="Times New Roman"/>
+          <w:sz w:val="18"/>
+        </w:rPr>
+        <w:t xml:space="preserve">“pixelSplat: 3D Gaussian splats from image pairs for scalable generalizable 3D reconstruction,”</w:t>
+      </w:r>
+      <w:r>
+        <w:rPr>
+          <w:rFonts w:ascii="Times New Roman" w:hAnsi="Times New Roman" w:eastAsia="Times New Roman"/>
+          <w:sz w:val="18"/>
+        </w:rPr>
+        <w:t xml:space="preserve"> </w:t>
+      </w:r>
+      <w:r>
+        <w:rPr>
+          <w:rFonts w:ascii="Times New Roman" w:hAnsi="Times New Roman" w:eastAsia="Times New Roman"/>
+          <w:sz w:val="18"/>
+        </w:rPr>
+        <w:t xml:space="preserve">in [Proc. IEEE/CVF Conference on Computer Vision and Pattern Recognition (CVPR)], 19457–19467 (2024). DOI: https://doi.org/10.1109/cvpr52733.2024.01840.</w:t>
       </w:r>
     </w:p>
     <w:p>
@@ -9042,35 +8815,35 @@
           <w:rFonts w:ascii="Times New Roman" w:hAnsi="Times New Roman" w:eastAsia="Times New Roman"/>
           <w:sz w:val="18"/>
         </w:rPr>
-        <w:t xml:space="preserve">Fan, Z., Cong, W., Wen, K., Wang, K., Zhang, J., Ding, X., Xu, D., Ivanovic, B., Pavone, M., Pavlakos, G., Wang, Z., and Wang, Y.,</w:t>
-      </w:r>
-      <w:r>
-        <w:rPr>
-          <w:rFonts w:ascii="Times New Roman" w:hAnsi="Times New Roman" w:eastAsia="Times New Roman"/>
-          <w:sz w:val="18"/>
-        </w:rPr>
-        <w:t xml:space="preserve"> </w:t>
-      </w:r>
-      <w:r>
-        <w:rPr>
-          <w:rFonts w:ascii="Times New Roman" w:hAnsi="Times New Roman" w:eastAsia="Times New Roman"/>
-          <w:sz w:val="18"/>
-        </w:rPr>
-        <w:t xml:space="preserve">“InstantSplat: Sparse-view Gaussian splatting in seconds.”</w:t>
-      </w:r>
-      <w:r>
-        <w:rPr>
-          <w:rFonts w:ascii="Times New Roman" w:hAnsi="Times New Roman" w:eastAsia="Times New Roman"/>
-          <w:sz w:val="18"/>
-        </w:rPr>
-        <w:t xml:space="preserve"> </w:t>
-      </w:r>
-      <w:r>
-        <w:rPr>
-          <w:rFonts w:ascii="Times New Roman" w:hAnsi="Times New Roman" w:eastAsia="Times New Roman"/>
-          <w:sz w:val="18"/>
-        </w:rPr>
-        <w:t xml:space="preserve">arXiv preprint arXiv:2403.20309 (2024). DOI: https://doi.org/10.48550/arXiv.2403.20309.</w:t>
+        <w:t xml:space="preserve">Chen, Y., Xu, H., Zheng, C., Zhuang, B., Pollefeys, M., Geiger, A., Cham, T.-J., and Cai, J.,</w:t>
+      </w:r>
+      <w:r>
+        <w:rPr>
+          <w:rFonts w:ascii="Times New Roman" w:hAnsi="Times New Roman" w:eastAsia="Times New Roman"/>
+          <w:sz w:val="18"/>
+        </w:rPr>
+        <w:t xml:space="preserve"> </w:t>
+      </w:r>
+      <w:r>
+        <w:rPr>
+          <w:rFonts w:ascii="Times New Roman" w:hAnsi="Times New Roman" w:eastAsia="Times New Roman"/>
+          <w:sz w:val="18"/>
+        </w:rPr>
+        <w:t xml:space="preserve">“MVSplat: Efficient 3D Gaussian splatting from sparse multi-view images,”</w:t>
+      </w:r>
+      <w:r>
+        <w:rPr>
+          <w:rFonts w:ascii="Times New Roman" w:hAnsi="Times New Roman" w:eastAsia="Times New Roman"/>
+          <w:sz w:val="18"/>
+        </w:rPr>
+        <w:t xml:space="preserve"> </w:t>
+      </w:r>
+      <w:r>
+        <w:rPr>
+          <w:rFonts w:ascii="Times New Roman" w:hAnsi="Times New Roman" w:eastAsia="Times New Roman"/>
+          <w:sz w:val="18"/>
+        </w:rPr>
+        <w:t xml:space="preserve">in [Proc. European Conference on Computer Vision (ECCV)], 370–381 (2024). DOI: https://doi.org/10.1007/978-3-031-72664-4_21.</w:t>
       </w:r>
     </w:p>
     <w:p>
@@ -9082,35 +8855,35 @@
           <w:rFonts w:ascii="Times New Roman" w:hAnsi="Times New Roman" w:eastAsia="Times New Roman"/>
           <w:sz w:val="18"/>
         </w:rPr>
-        <w:t xml:space="preserve">Charatan, D., Li, S. L., Tagliasacchi, A., and Sitzmann, V.,</w:t>
-      </w:r>
-      <w:r>
-        <w:rPr>
-          <w:rFonts w:ascii="Times New Roman" w:hAnsi="Times New Roman" w:eastAsia="Times New Roman"/>
-          <w:sz w:val="18"/>
-        </w:rPr>
-        <w:t xml:space="preserve"> </w:t>
-      </w:r>
-      <w:r>
-        <w:rPr>
-          <w:rFonts w:ascii="Times New Roman" w:hAnsi="Times New Roman" w:eastAsia="Times New Roman"/>
-          <w:sz w:val="18"/>
-        </w:rPr>
-        <w:t xml:space="preserve">“pixelSplat: 3D Gaussian splats from image pairs for scalable generalizable 3D reconstruction,”</w:t>
-      </w:r>
-      <w:r>
-        <w:rPr>
-          <w:rFonts w:ascii="Times New Roman" w:hAnsi="Times New Roman" w:eastAsia="Times New Roman"/>
-          <w:sz w:val="18"/>
-        </w:rPr>
-        <w:t xml:space="preserve"> </w:t>
-      </w:r>
-      <w:r>
-        <w:rPr>
-          <w:rFonts w:ascii="Times New Roman" w:hAnsi="Times New Roman" w:eastAsia="Times New Roman"/>
-          <w:sz w:val="18"/>
-        </w:rPr>
-        <w:t xml:space="preserve">in [Proc. IEEE/CVF Conference on Computer Vision and Pattern Recognition (CVPR)], 19457–19467 (2024). DOI: https://doi.org/10.1109/cvpr52733.2024.01840.</w:t>
+        <w:t xml:space="preserve">Cao, C., Ren, X., and Fu, Y.,</w:t>
+      </w:r>
+      <w:r>
+        <w:rPr>
+          <w:rFonts w:ascii="Times New Roman" w:hAnsi="Times New Roman" w:eastAsia="Times New Roman"/>
+          <w:sz w:val="18"/>
+        </w:rPr>
+        <w:t xml:space="preserve"> </w:t>
+      </w:r>
+      <w:r>
+        <w:rPr>
+          <w:rFonts w:ascii="Times New Roman" w:hAnsi="Times New Roman" w:eastAsia="Times New Roman"/>
+          <w:sz w:val="18"/>
+        </w:rPr>
+        <w:t xml:space="preserve">“MVSFormer++: Revealing the devil in transformer’s details for multi-view stereo.”</w:t>
+      </w:r>
+      <w:r>
+        <w:rPr>
+          <w:rFonts w:ascii="Times New Roman" w:hAnsi="Times New Roman" w:eastAsia="Times New Roman"/>
+          <w:sz w:val="18"/>
+        </w:rPr>
+        <w:t xml:space="preserve"> </w:t>
+      </w:r>
+      <w:r>
+        <w:rPr>
+          <w:rFonts w:ascii="Times New Roman" w:hAnsi="Times New Roman" w:eastAsia="Times New Roman"/>
+          <w:sz w:val="18"/>
+        </w:rPr>
+        <w:t xml:space="preserve">arXiv preprint arXiv:2401.11673 (2024). DOI: https://doi.org/10.48550/arXiv.2401.11673.</w:t>
       </w:r>
     </w:p>
     <w:p>
@@ -9122,35 +8895,35 @@
           <w:rFonts w:ascii="Times New Roman" w:hAnsi="Times New Roman" w:eastAsia="Times New Roman"/>
           <w:sz w:val="18"/>
         </w:rPr>
-        <w:t xml:space="preserve">Chen, Y., Xu, H., Zheng, C., Zhuang, B., Pollefeys, M., Geiger, A., Cham, T.-J., and Cai, J.,</w:t>
-      </w:r>
-      <w:r>
-        <w:rPr>
-          <w:rFonts w:ascii="Times New Roman" w:hAnsi="Times New Roman" w:eastAsia="Times New Roman"/>
-          <w:sz w:val="18"/>
-        </w:rPr>
-        <w:t xml:space="preserve"> </w:t>
-      </w:r>
-      <w:r>
-        <w:rPr>
-          <w:rFonts w:ascii="Times New Roman" w:hAnsi="Times New Roman" w:eastAsia="Times New Roman"/>
-          <w:sz w:val="18"/>
-        </w:rPr>
-        <w:t xml:space="preserve">“MVSplat: Efficient 3D Gaussian splatting from sparse multi-view images,”</w:t>
-      </w:r>
-      <w:r>
-        <w:rPr>
-          <w:rFonts w:ascii="Times New Roman" w:hAnsi="Times New Roman" w:eastAsia="Times New Roman"/>
-          <w:sz w:val="18"/>
-        </w:rPr>
-        <w:t xml:space="preserve"> </w:t>
-      </w:r>
-      <w:r>
-        <w:rPr>
-          <w:rFonts w:ascii="Times New Roman" w:hAnsi="Times New Roman" w:eastAsia="Times New Roman"/>
-          <w:sz w:val="18"/>
-        </w:rPr>
-        <w:t xml:space="preserve">in [Proc. European Conference on Computer Vision (ECCV)], 370–381 (2024). DOI: https://doi.org/10.1007/978-3-031-72664-4_21.</w:t>
+        <w:t xml:space="preserve">Yang, L., Kang, B., Huang, Z., Zhao, Z., Xu, X., Feng, J., and Zhao, H.,</w:t>
+      </w:r>
+      <w:r>
+        <w:rPr>
+          <w:rFonts w:ascii="Times New Roman" w:hAnsi="Times New Roman" w:eastAsia="Times New Roman"/>
+          <w:sz w:val="18"/>
+        </w:rPr>
+        <w:t xml:space="preserve"> </w:t>
+      </w:r>
+      <w:r>
+        <w:rPr>
+          <w:rFonts w:ascii="Times New Roman" w:hAnsi="Times New Roman" w:eastAsia="Times New Roman"/>
+          <w:sz w:val="18"/>
+        </w:rPr>
+        <w:t xml:space="preserve">“Depth anything V2,”</w:t>
+      </w:r>
+      <w:r>
+        <w:rPr>
+          <w:rFonts w:ascii="Times New Roman" w:hAnsi="Times New Roman" w:eastAsia="Times New Roman"/>
+          <w:sz w:val="18"/>
+        </w:rPr>
+        <w:t xml:space="preserve"> </w:t>
+      </w:r>
+      <w:r>
+        <w:rPr>
+          <w:rFonts w:ascii="Times New Roman" w:hAnsi="Times New Roman" w:eastAsia="Times New Roman"/>
+          <w:sz w:val="18"/>
+        </w:rPr>
+        <w:t xml:space="preserve">in [Advances in Neural Information Processing Systems (NeurIPS)], 37, 21875–21911 (2024). DOI: https://doi.org/10.52202/079017-0688.</w:t>
       </w:r>
     </w:p>
     <w:p>
@@ -9162,35 +8935,35 @@
           <w:rFonts w:ascii="Times New Roman" w:hAnsi="Times New Roman" w:eastAsia="Times New Roman"/>
           <w:sz w:val="18"/>
         </w:rPr>
-        <w:t xml:space="preserve">Cao, C., Ren, X., and Fu, Y.,</w:t>
-      </w:r>
-      <w:r>
-        <w:rPr>
-          <w:rFonts w:ascii="Times New Roman" w:hAnsi="Times New Roman" w:eastAsia="Times New Roman"/>
-          <w:sz w:val="18"/>
-        </w:rPr>
-        <w:t xml:space="preserve"> </w:t>
-      </w:r>
-      <w:r>
-        <w:rPr>
-          <w:rFonts w:ascii="Times New Roman" w:hAnsi="Times New Roman" w:eastAsia="Times New Roman"/>
-          <w:sz w:val="18"/>
-        </w:rPr>
-        <w:t xml:space="preserve">“MVSFormer++: Revealing the devil in transformer’s details for multi-view stereo.”</w:t>
-      </w:r>
-      <w:r>
-        <w:rPr>
-          <w:rFonts w:ascii="Times New Roman" w:hAnsi="Times New Roman" w:eastAsia="Times New Roman"/>
-          <w:sz w:val="18"/>
-        </w:rPr>
-        <w:t xml:space="preserve"> </w:t>
-      </w:r>
-      <w:r>
-        <w:rPr>
-          <w:rFonts w:ascii="Times New Roman" w:hAnsi="Times New Roman" w:eastAsia="Times New Roman"/>
-          <w:sz w:val="18"/>
-        </w:rPr>
-        <w:t xml:space="preserve">arXiv preprint arXiv:2401.11673 (2024). DOI: https://doi.org/10.48550/arXiv.2401.11673.</w:t>
+        <w:t xml:space="preserve">Wang, R., Xu, S., Dai, C., Xiang, J., Deng, Y., Tong, X., and Yang, J.,</w:t>
+      </w:r>
+      <w:r>
+        <w:rPr>
+          <w:rFonts w:ascii="Times New Roman" w:hAnsi="Times New Roman" w:eastAsia="Times New Roman"/>
+          <w:sz w:val="18"/>
+        </w:rPr>
+        <w:t xml:space="preserve"> </w:t>
+      </w:r>
+      <w:r>
+        <w:rPr>
+          <w:rFonts w:ascii="Times New Roman" w:hAnsi="Times New Roman" w:eastAsia="Times New Roman"/>
+          <w:sz w:val="18"/>
+        </w:rPr>
+        <w:t xml:space="preserve">“MoGe: Unlocking accurate monocular geometry estimation for open-domain images with optimal training supervision.”</w:t>
+      </w:r>
+      <w:r>
+        <w:rPr>
+          <w:rFonts w:ascii="Times New Roman" w:hAnsi="Times New Roman" w:eastAsia="Times New Roman"/>
+          <w:sz w:val="18"/>
+        </w:rPr>
+        <w:t xml:space="preserve"> </w:t>
+      </w:r>
+      <w:r>
+        <w:rPr>
+          <w:rFonts w:ascii="Times New Roman" w:hAnsi="Times New Roman" w:eastAsia="Times New Roman"/>
+          <w:sz w:val="18"/>
+        </w:rPr>
+        <w:t xml:space="preserve">arXiv preprint arXiv:2410.19115 (2024). DOI: https://doi.org/10.1109/cvpr52734.2025.00496.</w:t>
       </w:r>
     </w:p>
     <w:p>
@@ -9202,35 +8975,35 @@
           <w:rFonts w:ascii="Times New Roman" w:hAnsi="Times New Roman" w:eastAsia="Times New Roman"/>
           <w:sz w:val="18"/>
         </w:rPr>
-        <w:t xml:space="preserve">Yang, L., Kang, B., Huang, Z., Zhao, Z., Xu, X., Feng, J., and Zhao, H.,</w:t>
-      </w:r>
-      <w:r>
-        <w:rPr>
-          <w:rFonts w:ascii="Times New Roman" w:hAnsi="Times New Roman" w:eastAsia="Times New Roman"/>
-          <w:sz w:val="18"/>
-        </w:rPr>
-        <w:t xml:space="preserve"> </w:t>
-      </w:r>
-      <w:r>
-        <w:rPr>
-          <w:rFonts w:ascii="Times New Roman" w:hAnsi="Times New Roman" w:eastAsia="Times New Roman"/>
-          <w:sz w:val="18"/>
-        </w:rPr>
-        <w:t xml:space="preserve">“Depth anything V2,”</w:t>
-      </w:r>
-      <w:r>
-        <w:rPr>
-          <w:rFonts w:ascii="Times New Roman" w:hAnsi="Times New Roman" w:eastAsia="Times New Roman"/>
-          <w:sz w:val="18"/>
-        </w:rPr>
-        <w:t xml:space="preserve"> </w:t>
-      </w:r>
-      <w:r>
-        <w:rPr>
-          <w:rFonts w:ascii="Times New Roman" w:hAnsi="Times New Roman" w:eastAsia="Times New Roman"/>
-          <w:sz w:val="18"/>
-        </w:rPr>
-        <w:t xml:space="preserve">in [Advances in Neural Information Processing Systems (NeurIPS)], 37, 21875–21911 (2024). DOI: https://doi.org/10.52202/079017-0688.</w:t>
+        <w:t xml:space="preserve">Wang, J., Chen, M., Karaev, N., Vedaldi, A., Rupprecht, C., and Novotny, D.,</w:t>
+      </w:r>
+      <w:r>
+        <w:rPr>
+          <w:rFonts w:ascii="Times New Roman" w:hAnsi="Times New Roman" w:eastAsia="Times New Roman"/>
+          <w:sz w:val="18"/>
+        </w:rPr>
+        <w:t xml:space="preserve"> </w:t>
+      </w:r>
+      <w:r>
+        <w:rPr>
+          <w:rFonts w:ascii="Times New Roman" w:hAnsi="Times New Roman" w:eastAsia="Times New Roman"/>
+          <w:sz w:val="18"/>
+        </w:rPr>
+        <w:t xml:space="preserve">“VGGT: Visual geometry grounded transformer,”</w:t>
+      </w:r>
+      <w:r>
+        <w:rPr>
+          <w:rFonts w:ascii="Times New Roman" w:hAnsi="Times New Roman" w:eastAsia="Times New Roman"/>
+          <w:sz w:val="18"/>
+        </w:rPr>
+        <w:t xml:space="preserve"> </w:t>
+      </w:r>
+      <w:r>
+        <w:rPr>
+          <w:rFonts w:ascii="Times New Roman" w:hAnsi="Times New Roman" w:eastAsia="Times New Roman"/>
+          <w:sz w:val="18"/>
+        </w:rPr>
+        <w:t xml:space="preserve">in [Proc. IEEE/CVF Conference on Computer Vision and Pattern Recognition (CVPR)], 5294–5306 (2025). DOI: https://doi.org/10.1109/cvpr52734.2025.00499.</w:t>
       </w:r>
     </w:p>
     <w:p>
@@ -9242,35 +9015,35 @@
           <w:rFonts w:ascii="Times New Roman" w:hAnsi="Times New Roman" w:eastAsia="Times New Roman"/>
           <w:sz w:val="18"/>
         </w:rPr>
-        <w:t xml:space="preserve">Wang, R., Xu, S., Dai, C., Xiang, J., Deng, Y., Tong, X., and Yang, J.,</w:t>
-      </w:r>
-      <w:r>
-        <w:rPr>
-          <w:rFonts w:ascii="Times New Roman" w:hAnsi="Times New Roman" w:eastAsia="Times New Roman"/>
-          <w:sz w:val="18"/>
-        </w:rPr>
-        <w:t xml:space="preserve"> </w:t>
-      </w:r>
-      <w:r>
-        <w:rPr>
-          <w:rFonts w:ascii="Times New Roman" w:hAnsi="Times New Roman" w:eastAsia="Times New Roman"/>
-          <w:sz w:val="18"/>
-        </w:rPr>
-        <w:t xml:space="preserve">“MoGe: Unlocking accurate monocular geometry estimation for open-domain images with optimal training supervision.”</w:t>
-      </w:r>
-      <w:r>
-        <w:rPr>
-          <w:rFonts w:ascii="Times New Roman" w:hAnsi="Times New Roman" w:eastAsia="Times New Roman"/>
-          <w:sz w:val="18"/>
-        </w:rPr>
-        <w:t xml:space="preserve"> </w:t>
-      </w:r>
-      <w:r>
-        <w:rPr>
-          <w:rFonts w:ascii="Times New Roman" w:hAnsi="Times New Roman" w:eastAsia="Times New Roman"/>
-          <w:sz w:val="18"/>
-        </w:rPr>
-        <w:t xml:space="preserve">arXiv preprint arXiv:2410.19115 (2024). DOI: https://doi.org/10.1109/cvpr52734.2025.00496.</w:t>
+        <w:t xml:space="preserve">Li, J., Wen, Z., Zhang, L., Hu, J., Hou, F., Zhang, Z., and He, Y.,</w:t>
+      </w:r>
+      <w:r>
+        <w:rPr>
+          <w:rFonts w:ascii="Times New Roman" w:hAnsi="Times New Roman" w:eastAsia="Times New Roman"/>
+          <w:sz w:val="18"/>
+        </w:rPr>
+        <w:t xml:space="preserve"> </w:t>
+      </w:r>
+      <w:r>
+        <w:rPr>
+          <w:rFonts w:ascii="Times New Roman" w:hAnsi="Times New Roman" w:eastAsia="Times New Roman"/>
+          <w:sz w:val="18"/>
+        </w:rPr>
+        <w:t xml:space="preserve">“GS-Octree: Octree-based 3D Gaussian splatting for robust object-level 3D reconstruction under strong lighting.”</w:t>
+      </w:r>
+      <w:r>
+        <w:rPr>
+          <w:rFonts w:ascii="Times New Roman" w:hAnsi="Times New Roman" w:eastAsia="Times New Roman"/>
+          <w:sz w:val="18"/>
+        </w:rPr>
+        <w:t xml:space="preserve"> </w:t>
+      </w:r>
+      <w:r>
+        <w:rPr>
+          <w:rFonts w:ascii="Times New Roman" w:hAnsi="Times New Roman" w:eastAsia="Times New Roman"/>
+          <w:sz w:val="18"/>
+        </w:rPr>
+        <w:t xml:space="preserve">arXiv preprint arXiv:2406.18199 (2024). DOI: https://doi.org/10.1111/cgf.15206.</w:t>
       </w:r>
     </w:p>
     <w:p>
@@ -9282,35 +9055,35 @@
           <w:rFonts w:ascii="Times New Roman" w:hAnsi="Times New Roman" w:eastAsia="Times New Roman"/>
           <w:sz w:val="18"/>
         </w:rPr>
-        <w:t xml:space="preserve">Wang, J., Chen, M., Karaev, N., Vedaldi, A., Rupprecht, C., and Novotny, D.,</w:t>
-      </w:r>
-      <w:r>
-        <w:rPr>
-          <w:rFonts w:ascii="Times New Roman" w:hAnsi="Times New Roman" w:eastAsia="Times New Roman"/>
-          <w:sz w:val="18"/>
-        </w:rPr>
-        <w:t xml:space="preserve"> </w:t>
-      </w:r>
-      <w:r>
-        <w:rPr>
-          <w:rFonts w:ascii="Times New Roman" w:hAnsi="Times New Roman" w:eastAsia="Times New Roman"/>
-          <w:sz w:val="18"/>
-        </w:rPr>
-        <w:t xml:space="preserve">“VGGT: Visual geometry grounded transformer,”</w:t>
-      </w:r>
-      <w:r>
-        <w:rPr>
-          <w:rFonts w:ascii="Times New Roman" w:hAnsi="Times New Roman" w:eastAsia="Times New Roman"/>
-          <w:sz w:val="18"/>
-        </w:rPr>
-        <w:t xml:space="preserve"> </w:t>
-      </w:r>
-      <w:r>
-        <w:rPr>
-          <w:rFonts w:ascii="Times New Roman" w:hAnsi="Times New Roman" w:eastAsia="Times New Roman"/>
-          <w:sz w:val="18"/>
-        </w:rPr>
-        <w:t xml:space="preserve">in [Proc. IEEE/CVF Conference on Computer Vision and Pattern Recognition (CVPR)], 5294–5306 (2025). DOI: https://doi.org/10.1109/cvpr52734.2025.00499.</w:t>
+        <w:t xml:space="preserve">Laurentini, A.,</w:t>
+      </w:r>
+      <w:r>
+        <w:rPr>
+          <w:rFonts w:ascii="Times New Roman" w:hAnsi="Times New Roman" w:eastAsia="Times New Roman"/>
+          <w:sz w:val="18"/>
+        </w:rPr>
+        <w:t xml:space="preserve"> </w:t>
+      </w:r>
+      <w:r>
+        <w:rPr>
+          <w:rFonts w:ascii="Times New Roman" w:hAnsi="Times New Roman" w:eastAsia="Times New Roman"/>
+          <w:sz w:val="18"/>
+        </w:rPr>
+        <w:t xml:space="preserve">“The visual hull concept for silhouette-based image understanding,”</w:t>
+      </w:r>
+      <w:r>
+        <w:rPr>
+          <w:rFonts w:ascii="Times New Roman" w:hAnsi="Times New Roman" w:eastAsia="Times New Roman"/>
+          <w:sz w:val="18"/>
+        </w:rPr>
+        <w:t xml:space="preserve"> </w:t>
+      </w:r>
+      <w:r>
+        <w:rPr>
+          <w:rFonts w:ascii="Times New Roman" w:hAnsi="Times New Roman" w:eastAsia="Times New Roman"/>
+          <w:sz w:val="18"/>
+        </w:rPr>
+        <w:t xml:space="preserve">IEEE Transactions on Pattern Analysis and Machine Intelligence 16(2), 150–162 (1994). DOI: https://doi.org/10.1109/34.273735.</w:t>
       </w:r>
     </w:p>
     <w:p>
@@ -9322,86 +9095,6 @@
           <w:rFonts w:ascii="Times New Roman" w:hAnsi="Times New Roman" w:eastAsia="Times New Roman"/>
           <w:sz w:val="18"/>
         </w:rPr>
-        <w:t xml:space="preserve">Li, J., Wen, Z., Zhang, L., Hu, J., Hou, F., Zhang, Z., and He, Y.,</w:t>
-      </w:r>
-      <w:r>
-        <w:rPr>
-          <w:rFonts w:ascii="Times New Roman" w:hAnsi="Times New Roman" w:eastAsia="Times New Roman"/>
-          <w:sz w:val="18"/>
-        </w:rPr>
-        <w:t xml:space="preserve"> </w:t>
-      </w:r>
-      <w:r>
-        <w:rPr>
-          <w:rFonts w:ascii="Times New Roman" w:hAnsi="Times New Roman" w:eastAsia="Times New Roman"/>
-          <w:sz w:val="18"/>
-        </w:rPr>
-        <w:t xml:space="preserve">“GS-Octree: Octree-based 3D Gaussian splatting for robust object-level 3D reconstruction under strong lighting.”</w:t>
-      </w:r>
-      <w:r>
-        <w:rPr>
-          <w:rFonts w:ascii="Times New Roman" w:hAnsi="Times New Roman" w:eastAsia="Times New Roman"/>
-          <w:sz w:val="18"/>
-        </w:rPr>
-        <w:t xml:space="preserve"> </w:t>
-      </w:r>
-      <w:r>
-        <w:rPr>
-          <w:rFonts w:ascii="Times New Roman" w:hAnsi="Times New Roman" w:eastAsia="Times New Roman"/>
-          <w:sz w:val="18"/>
-        </w:rPr>
-        <w:t xml:space="preserve">arXiv preprint arXiv:2406.18199 (2024). DOI: https://doi.org/10.1111/cgf.15206.</w:t>
-      </w:r>
-    </w:p>
-    <w:p>
-      <w:pPr>
-        <w:pStyle w:val="SPIEreferencelisting"/>
-      </w:pPr>
-      <w:r>
-        <w:rPr>
-          <w:rFonts w:ascii="Times New Roman" w:hAnsi="Times New Roman" w:eastAsia="Times New Roman"/>
-          <w:sz w:val="18"/>
-        </w:rPr>
-        <w:t xml:space="preserve">Laurentini, A.,</w:t>
-      </w:r>
-      <w:r>
-        <w:rPr>
-          <w:rFonts w:ascii="Times New Roman" w:hAnsi="Times New Roman" w:eastAsia="Times New Roman"/>
-          <w:sz w:val="18"/>
-        </w:rPr>
-        <w:t xml:space="preserve"> </w:t>
-      </w:r>
-      <w:r>
-        <w:rPr>
-          <w:rFonts w:ascii="Times New Roman" w:hAnsi="Times New Roman" w:eastAsia="Times New Roman"/>
-          <w:sz w:val="18"/>
-        </w:rPr>
-        <w:t xml:space="preserve">“The visual hull concept for silhouette-based image understanding,”</w:t>
-      </w:r>
-      <w:r>
-        <w:rPr>
-          <w:rFonts w:ascii="Times New Roman" w:hAnsi="Times New Roman" w:eastAsia="Times New Roman"/>
-          <w:sz w:val="18"/>
-        </w:rPr>
-        <w:t xml:space="preserve"> </w:t>
-      </w:r>
-      <w:r>
-        <w:rPr>
-          <w:rFonts w:ascii="Times New Roman" w:hAnsi="Times New Roman" w:eastAsia="Times New Roman"/>
-          <w:sz w:val="18"/>
-        </w:rPr>
-        <w:t xml:space="preserve">IEEE Transactions on Pattern Analysis and Machine Intelligence 16(2), 150–162 (1994). DOI: https://doi.org/10.1109/34.273735.</w:t>
-      </w:r>
-    </w:p>
-    <w:p>
-      <w:pPr>
-        <w:pStyle w:val="SPIEreferencelisting"/>
-      </w:pPr>
-      <w:r>
-        <w:rPr>
-          <w:rFonts w:ascii="Times New Roman" w:hAnsi="Times New Roman" w:eastAsia="Times New Roman"/>
-          <w:sz w:val="18"/>
-        </w:rPr>
         <w:t xml:space="preserve">Zhang, B., Fang, C., Shrestha, R., Liang, Y., Long, X., and Tan, P.,</w:t>
       </w:r>
       <w:r>
@@ -9431,126 +9124,6 @@
           <w:sz w:val="18"/>
         </w:rPr>
         <w:t xml:space="preserve">arXiv preprint arXiv:2406.01467 (2024). DOI: https://doi.org/10.1145/3789201.</w:t>
-      </w:r>
-    </w:p>
-    <w:p>
-      <w:pPr>
-        <w:pStyle w:val="SPIEreferencelisting"/>
-      </w:pPr>
-      <w:r>
-        <w:rPr>
-          <w:rFonts w:ascii="Times New Roman" w:hAnsi="Times New Roman" w:eastAsia="Times New Roman"/>
-          <w:sz w:val="18"/>
-        </w:rPr>
-        <w:t xml:space="preserve">Sabour, S., Goli, L., Kopanas, G., Matthews, M., Lagun, D., Guibas, L., Jacobson, A., Fleet, D. J., and Tagliasacchi, A.,</w:t>
-      </w:r>
-      <w:r>
-        <w:rPr>
-          <w:rFonts w:ascii="Times New Roman" w:hAnsi="Times New Roman" w:eastAsia="Times New Roman"/>
-          <w:sz w:val="18"/>
-        </w:rPr>
-        <w:t xml:space="preserve"> </w:t>
-      </w:r>
-      <w:r>
-        <w:rPr>
-          <w:rFonts w:ascii="Times New Roman" w:hAnsi="Times New Roman" w:eastAsia="Times New Roman"/>
-          <w:sz w:val="18"/>
-        </w:rPr>
-        <w:t xml:space="preserve">“SpotlessSplats: Ignoring distractors in 3D Gaussian splatting.”</w:t>
-      </w:r>
-      <w:r>
-        <w:rPr>
-          <w:rFonts w:ascii="Times New Roman" w:hAnsi="Times New Roman" w:eastAsia="Times New Roman"/>
-          <w:sz w:val="18"/>
-        </w:rPr>
-        <w:t xml:space="preserve"> </w:t>
-      </w:r>
-      <w:r>
-        <w:rPr>
-          <w:rFonts w:ascii="Times New Roman" w:hAnsi="Times New Roman" w:eastAsia="Times New Roman"/>
-          <w:sz w:val="18"/>
-        </w:rPr>
-        <w:t xml:space="preserve">arXiv preprint arXiv:2406.20055 (2024). DOI: https://doi.org/10.1145/3727143.</w:t>
-      </w:r>
-    </w:p>
-    <w:p>
-      <w:pPr>
-        <w:pStyle w:val="SPIEreferencelisting"/>
-      </w:pPr>
-      <w:r>
-        <w:rPr>
-          <w:rFonts w:ascii="Times New Roman" w:hAnsi="Times New Roman" w:eastAsia="Times New Roman"/>
-          <w:sz w:val="18"/>
-        </w:rPr>
-        <w:t xml:space="preserve">Kheradmand, S., Rebain, D., Sharma, G., Sun, W., Tseng, J., Isack, H., Kar, A., Tagliasacchi, A., and Yi, K. M.,</w:t>
-      </w:r>
-      <w:r>
-        <w:rPr>
-          <w:rFonts w:ascii="Times New Roman" w:hAnsi="Times New Roman" w:eastAsia="Times New Roman"/>
-          <w:sz w:val="18"/>
-        </w:rPr>
-        <w:t xml:space="preserve"> </w:t>
-      </w:r>
-      <w:r>
-        <w:rPr>
-          <w:rFonts w:ascii="Times New Roman" w:hAnsi="Times New Roman" w:eastAsia="Times New Roman"/>
-          <w:sz w:val="18"/>
-        </w:rPr>
-        <w:t xml:space="preserve">“3D Gaussian splatting as markov chain monte carlo.”</w:t>
-      </w:r>
-      <w:r>
-        <w:rPr>
-          <w:rFonts w:ascii="Times New Roman" w:hAnsi="Times New Roman" w:eastAsia="Times New Roman"/>
-          <w:sz w:val="18"/>
-        </w:rPr>
-        <w:t xml:space="preserve"> </w:t>
-      </w:r>
-      <w:r>
-        <w:rPr>
-          <w:rFonts w:ascii="Times New Roman" w:hAnsi="Times New Roman" w:eastAsia="Times New Roman"/>
-          <w:sz w:val="18"/>
-        </w:rPr>
-        <w:t xml:space="preserve">arXiv preprint arXiv:2404.09591 (2024). DOI: https://doi.org/10.52202/079017-2573.</w:t>
-      </w:r>
-    </w:p>
-    <w:p>
-      <w:pPr>
-        <w:pStyle w:val="SPIEreferencelisting"/>
-      </w:pPr>
-      <w:r>
-        <w:rPr>
-          <w:rFonts w:ascii="Times New Roman" w:hAnsi="Times New Roman" w:eastAsia="Times New Roman"/>
-          <w:sz w:val="18"/>
-        </w:rPr>
-        <w:t xml:space="preserve">Fang, G. and Wang, B.,</w:t>
-      </w:r>
-      <w:r>
-        <w:rPr>
-          <w:rFonts w:ascii="Times New Roman" w:hAnsi="Times New Roman" w:eastAsia="Times New Roman"/>
-          <w:sz w:val="18"/>
-        </w:rPr>
-        <w:t xml:space="preserve"> </w:t>
-      </w:r>
-      <w:r>
-        <w:rPr>
-          <w:rFonts w:ascii="Times New Roman" w:hAnsi="Times New Roman" w:eastAsia="Times New Roman"/>
-          <w:sz w:val="18"/>
-        </w:rPr>
-        <w:t xml:space="preserve">“Mini-splatting: Representing scenes with a constrained number of gaussians.”</w:t>
-      </w:r>
-      <w:r>
-        <w:rPr>
-          <w:rFonts w:ascii="Times New Roman" w:hAnsi="Times New Roman" w:eastAsia="Times New Roman"/>
-          <w:sz w:val="18"/>
-        </w:rPr>
-        <w:t xml:space="preserve"> </w:t>
-      </w:r>
-      <w:r>
-        <w:rPr>
-          <w:rFonts w:ascii="Times New Roman" w:hAnsi="Times New Roman" w:eastAsia="Times New Roman"/>
-          <w:sz w:val="18"/>
-        </w:rPr>
-        <w:t xml:space="preserve">arXiv preprint arXiv:2403.14166 (2024). DOI: https://doi.org/10.1007/978-3-031-72980-5_10.</w:t>
       </w:r>
     </w:p>
     <w:p>
